--- a/cv/Helena_Mannochio_Russo_CV.docx
+++ b/cv/Helena_Mannochio_Russo_CV.docx
@@ -77,6 +77,22 @@
         </w:r>
       </w:hyperlink>
       <w:r>
+        <w:rPr>
+          <w:color w:val="5B6475"/>
+          <w:sz w:val="19"/>
+        </w:rPr>
+        <w:t xml:space="preserve"> · </w:t>
+      </w:r>
+      <w:hyperlink r:id="rId12">
+        <w:r>
+          <w:rPr>
+            <w:color w:val="1F4F8F"/>
+            <w:sz w:val="19"/>
+          </w:rPr>
+          <w:t xml:space="preserve">helenamrusso.github.io</w:t>
+        </w:r>
+      </w:hyperlink>
+      <w:r>
         <w:t xml:space="preserve"> </w:t>
       </w:r>
     </w:p>
@@ -105,7 +121,7 @@
         <w:rPr>
           <w:color w:val="1B2230"/>
         </w:rPr>
-        <w:t>My primary research interests center on LC-MS/MS-based untargeted metabolomics, computational tools, and big data mining, with a strong emphasis on developing innovative analytical approaches to understand complex biological systems. During my doctoral research, I applied LC-MS/MS-based untargeted metabolomics to investigate plant metabolism, integrating chemotaxonomic analysis with natural product discovery to uncover unusual metabolites with bioactive roles. As a postdoctoral researcher in the Dorrestein Lab, I expanded my expertise into computational metabolomics, developing large-scale spectral libraries, mining public data repositories, and creating community-accessible resources to investigate both microbial and plant-derived metabolites. In my independent research program, I aim to integrate computational and experimental approaches to discover new molecules and elucidate their biological functions, with the overarching goal of defining how they shape human health.</w:t>
+        <w:t>My primary research interests center on LC-MS/MS-based untargeted metabolomics, computational tools, big data mining, and artificial intelligence (AI), with a strong emphasis on developing innovative analytical approaches to understand complex biological systems. During my doctoral research, I applied LC-MS/MS-based untargeted metabolomics to investigate plant metabolism, integrating chemotaxonomic analysis with natural product discovery to uncover unusual metabolites with bioactive roles. As a postdoctoral researcher in the Dorrestein Lab, I expanded my expertise into computational metabolomics, developing large-scale spectral libraries, mining public data repositories, and creating community-accessible resources to investigate both microbial and plant-derived metabolites. I also develop AI-driven approaches for metabolomics, including Brain-to-AI, a project that captures the expert knowledge used to elucidate chemical structures from MS/MS spectra and turns it into a skill that enables an AI assistant to annotate molecules, grade its confidence, and cite the source of every inference. In my independent research program, I aim to integrate computational, AI-driven, and experimental approaches to discover new molecules and elucidate their biological functions, with the overarching goal of defining how they shape human health.</w:t>
       </w:r>
     </w:p>
     <w:p>
@@ -123,7 +139,7 @@
         <w:rPr>
           <w:color w:val="5B6475"/>
         </w:rPr>
-        <w:t xml:space="preserve"> Untargeted LC-MS/MS metabolomics, data mining, database development, structural elucidation, microbial metabolites, plant metabolites, multi-omics, natural products, host signaling, human health.</w:t>
+        <w:t xml:space="preserve"> Untargeted LC-MS/MS metabolomics, data mining, artificial intelligence, machine learning, database development, structural elucidation, microbial metabolites, plant metabolites, multi-omics, natural products, host signaling, human health.</w:t>
       </w:r>
     </w:p>
     <w:p>
@@ -664,7 +680,7 @@
         <w:rPr>
           <w:color w:val="5B6475"/>
         </w:rPr>
-        <w:t xml:space="preserve"> I developed plantMASST, a reference database that integrates 19,075 taxonomically defined plant extracts from 2,793 species. This database provides a foundation for large-scale chemotaxonomic investigations, allowing researchers to trace metabolite distributions across plant species using public metabolomics data. plantMASST has already enabled the discovery of previously uncharacterized plant-derived peptides, demonstrating its value for advancing natural products research.</w:t>
+        <w:t xml:space="preserve"> I developed plantMASST, a reference database that integrates 41,727 taxonomically defined plant extracts from 3,568 species. This database provides a foundation for large-scale chemotaxonomic investigations, allowing researchers to trace metabolite distributions across plant species using public metabolomics data. plantMASST has already enabled the discovery of previously uncharacterized plant-derived peptides, demonstrating its value for advancing natural products research.</w:t>
       </w:r>
     </w:p>
     <w:p>
@@ -684,6 +700,25 @@
           <w:color w:val="5B6475"/>
         </w:rPr>
         <w:t xml:space="preserve"> I developed MetaboApps, a suite of modular web applications integrated into the GNPS ecosystem. These web applications are designed to make complex data analysis in metabolomics more accessible to the scientific community, as they can be used not only by beginners or experienced data scientists, but also clinicians, microbiologists, among others.</w:t>
+      </w:r>
+    </w:p>
+    <w:p>
+      <w:pPr>
+        <w:pStyle w:val="ListBullet"/>
+        <w:spacing w:after="40"/>
+      </w:pPr>
+      <w:r>
+        <w:rPr>
+          <w:b/>
+          <w:color w:val="1B2230"/>
+        </w:rPr>
+        <w:t>AI for structural elucidation (Brain-to-AI):</w:t>
+      </w:r>
+      <w:r>
+        <w:rPr>
+          <w:color w:val="5B6475"/>
+        </w:rPr>
+        <w:t xml:space="preserve"> I lead Brain-to-AI, a project that captures the expert knowledge used to elucidate chemical structures from MS/MS spectra. Much of this reasoning is never formally documented, and instead lives in laboratory notebooks, in annotated spectra, and in the explanations experts give when asked how they reached a conclusion. We capture it from handwritten notes, annotated spectra, and recorded interviews with specialists, and turn it into a skill that enables an AI assistant to annotate molecules from MS/MS data, grade its confidence, and cite the source of every inference. I am corresponding author on this work together with Dr. Dorrestein (manuscript in preparation).</w:t>
       </w:r>
     </w:p>
     <w:p>
@@ -1502,7 +1537,7 @@
       <w:r>
         <w:t xml:space="preserve"> </w:t>
       </w:r>
-      <w:hyperlink r:id="rId12">
+      <w:hyperlink r:id="rId13">
         <w:r>
           <w:rPr>
             <w:color w:val="1F4F8F"/>
@@ -1592,7 +1627,7 @@
       <w:r>
         <w:t xml:space="preserve"> </w:t>
       </w:r>
-      <w:hyperlink r:id="rId13">
+      <w:hyperlink r:id="rId14">
         <w:r>
           <w:rPr>
             <w:color w:val="1F4F8F"/>
@@ -1716,7 +1751,7 @@
       <w:r>
         <w:t xml:space="preserve"> </w:t>
       </w:r>
-      <w:hyperlink r:id="rId14">
+      <w:hyperlink r:id="rId15">
         <w:r>
           <w:rPr>
             <w:color w:val="1F4F8F"/>
@@ -1831,7 +1866,7 @@
       <w:r>
         <w:t xml:space="preserve"> </w:t>
       </w:r>
-      <w:hyperlink r:id="rId15">
+      <w:hyperlink r:id="rId16">
         <w:r>
           <w:rPr>
             <w:color w:val="1F4F8F"/>
@@ -1921,7 +1956,7 @@
       <w:r>
         <w:t xml:space="preserve"> </w:t>
       </w:r>
-      <w:hyperlink r:id="rId16">
+      <w:hyperlink r:id="rId17">
         <w:r>
           <w:rPr>
             <w:color w:val="1F4F8F"/>
@@ -2043,7 +2078,7 @@
       <w:r>
         <w:t xml:space="preserve"> </w:t>
       </w:r>
-      <w:hyperlink r:id="rId17">
+      <w:hyperlink r:id="rId18">
         <w:r>
           <w:rPr>
             <w:color w:val="1F4F8F"/>
@@ -2133,7 +2168,7 @@
       <w:r>
         <w:t xml:space="preserve"> </w:t>
       </w:r>
-      <w:hyperlink r:id="rId18">
+      <w:hyperlink r:id="rId19">
         <w:r>
           <w:rPr>
             <w:color w:val="1F4F8F"/>
@@ -2223,7 +2258,7 @@
       <w:r>
         <w:t xml:space="preserve"> </w:t>
       </w:r>
-      <w:hyperlink r:id="rId19">
+      <w:hyperlink r:id="rId20">
         <w:r>
           <w:rPr>
             <w:color w:val="1F4F8F"/>
@@ -2330,7 +2365,7 @@
       <w:r>
         <w:t xml:space="preserve"> </w:t>
       </w:r>
-      <w:hyperlink r:id="rId20">
+      <w:hyperlink r:id="rId21">
         <w:r>
           <w:rPr>
             <w:color w:val="1F4F8F"/>
@@ -2411,7 +2446,7 @@
       <w:r>
         <w:t xml:space="preserve"> </w:t>
       </w:r>
-      <w:hyperlink r:id="rId21">
+      <w:hyperlink r:id="rId22">
         <w:r>
           <w:rPr>
             <w:color w:val="1F4F8F"/>
@@ -2501,7 +2536,7 @@
       <w:r>
         <w:t xml:space="preserve"> </w:t>
       </w:r>
-      <w:hyperlink r:id="rId22">
+      <w:hyperlink r:id="rId23">
         <w:r>
           <w:rPr>
             <w:color w:val="1F4F8F"/>
@@ -2591,7 +2626,7 @@
       <w:r>
         <w:t xml:space="preserve"> </w:t>
       </w:r>
-      <w:hyperlink r:id="rId23">
+      <w:hyperlink r:id="rId24">
         <w:r>
           <w:rPr>
             <w:color w:val="1F4F8F"/>
@@ -2697,7 +2732,7 @@
       <w:r>
         <w:t xml:space="preserve"> </w:t>
       </w:r>
-      <w:hyperlink r:id="rId24">
+      <w:hyperlink r:id="rId25">
         <w:r>
           <w:rPr>
             <w:color w:val="1F4F8F"/>
@@ -2780,7 +2815,7 @@
       <w:r>
         <w:t xml:space="preserve"> </w:t>
       </w:r>
-      <w:hyperlink r:id="rId25">
+      <w:hyperlink r:id="rId26">
         <w:r>
           <w:rPr>
             <w:color w:val="1F4F8F"/>
@@ -2870,7 +2905,7 @@
       <w:r>
         <w:t xml:space="preserve"> </w:t>
       </w:r>
-      <w:hyperlink r:id="rId26">
+      <w:hyperlink r:id="rId27">
         <w:r>
           <w:rPr>
             <w:color w:val="1F4F8F"/>
@@ -2985,7 +3020,7 @@
       <w:r>
         <w:t xml:space="preserve"> </w:t>
       </w:r>
-      <w:hyperlink r:id="rId27">
+      <w:hyperlink r:id="rId28">
         <w:r>
           <w:rPr>
             <w:color w:val="1F4F8F"/>
@@ -3075,7 +3110,7 @@
       <w:r>
         <w:t xml:space="preserve"> </w:t>
       </w:r>
-      <w:hyperlink r:id="rId28">
+      <w:hyperlink r:id="rId29">
         <w:r>
           <w:rPr>
             <w:color w:val="1F4F8F"/>
@@ -3182,7 +3217,7 @@
       <w:r>
         <w:t xml:space="preserve"> </w:t>
       </w:r>
-      <w:hyperlink r:id="rId29">
+      <w:hyperlink r:id="rId30">
         <w:r>
           <w:rPr>
             <w:color w:val="1F4F8F"/>
@@ -3288,7 +3323,7 @@
       <w:r>
         <w:t xml:space="preserve"> </w:t>
       </w:r>
-      <w:hyperlink r:id="rId30">
+      <w:hyperlink r:id="rId31">
         <w:r>
           <w:rPr>
             <w:color w:val="1F4F8F"/>
@@ -3378,7 +3413,7 @@
       <w:r>
         <w:t xml:space="preserve"> </w:t>
       </w:r>
-      <w:hyperlink r:id="rId31">
+      <w:hyperlink r:id="rId32">
         <w:r>
           <w:rPr>
             <w:color w:val="1F4F8F"/>
@@ -3468,7 +3503,7 @@
       <w:r>
         <w:t xml:space="preserve"> </w:t>
       </w:r>
-      <w:hyperlink r:id="rId32">
+      <w:hyperlink r:id="rId33">
         <w:r>
           <w:rPr>
             <w:color w:val="1F4F8F"/>
@@ -3551,7 +3586,7 @@
       <w:r>
         <w:t xml:space="preserve"> </w:t>
       </w:r>
-      <w:hyperlink r:id="rId33">
+      <w:hyperlink r:id="rId34">
         <w:r>
           <w:rPr>
             <w:color w:val="1F4F8F"/>
@@ -3641,7 +3676,7 @@
       <w:r>
         <w:t xml:space="preserve"> </w:t>
       </w:r>
-      <w:hyperlink r:id="rId34">
+      <w:hyperlink r:id="rId35">
         <w:r>
           <w:rPr>
             <w:color w:val="1F4F8F"/>
@@ -3731,7 +3766,7 @@
       <w:r>
         <w:t xml:space="preserve"> </w:t>
       </w:r>
-      <w:hyperlink r:id="rId35">
+      <w:hyperlink r:id="rId36">
         <w:r>
           <w:rPr>
             <w:color w:val="1F4F8F"/>
@@ -3805,7 +3840,7 @@
       <w:r>
         <w:t xml:space="preserve"> </w:t>
       </w:r>
-      <w:hyperlink r:id="rId36">
+      <w:hyperlink r:id="rId37">
         <w:r>
           <w:rPr>
             <w:color w:val="1F4F8F"/>
@@ -3920,7 +3955,7 @@
       <w:r>
         <w:t xml:space="preserve"> </w:t>
       </w:r>
-      <w:hyperlink r:id="rId37">
+      <w:hyperlink r:id="rId38">
         <w:r>
           <w:rPr>
             <w:color w:val="1F4F8F"/>
@@ -4035,7 +4070,7 @@
       <w:r>
         <w:t xml:space="preserve"> </w:t>
       </w:r>
-      <w:hyperlink r:id="rId38">
+      <w:hyperlink r:id="rId39">
         <w:r>
           <w:rPr>
             <w:color w:val="1F4F8F"/>
@@ -4125,7 +4160,7 @@
       <w:r>
         <w:t xml:space="preserve"> </w:t>
       </w:r>
-      <w:hyperlink r:id="rId39">
+      <w:hyperlink r:id="rId40">
         <w:r>
           <w:rPr>
             <w:color w:val="1F4F8F"/>
@@ -4222,7 +4257,7 @@
       <w:r>
         <w:t xml:space="preserve"> </w:t>
       </w:r>
-      <w:hyperlink r:id="rId40">
+      <w:hyperlink r:id="rId41">
         <w:r>
           <w:rPr>
             <w:color w:val="1F4F8F"/>
@@ -4328,7 +4363,7 @@
       <w:r>
         <w:t xml:space="preserve"> </w:t>
       </w:r>
-      <w:hyperlink r:id="rId41">
+      <w:hyperlink r:id="rId42">
         <w:r>
           <w:rPr>
             <w:color w:val="1F4F8F"/>
@@ -4434,7 +4469,7 @@
       <w:r>
         <w:t xml:space="preserve"> </w:t>
       </w:r>
-      <w:hyperlink r:id="rId42">
+      <w:hyperlink r:id="rId43">
         <w:r>
           <w:rPr>
             <w:color w:val="1F4F8F"/>
@@ -4524,7 +4559,7 @@
       <w:r>
         <w:t xml:space="preserve"> </w:t>
       </w:r>
-      <w:hyperlink r:id="rId43">
+      <w:hyperlink r:id="rId44">
         <w:r>
           <w:rPr>
             <w:color w:val="1F4F8F"/>
@@ -4632,7 +4667,7 @@
       <w:r>
         <w:t xml:space="preserve"> </w:t>
       </w:r>
-      <w:hyperlink r:id="rId44">
+      <w:hyperlink r:id="rId45">
         <w:r>
           <w:rPr>
             <w:color w:val="1F4F8F"/>
@@ -4731,7 +4766,7 @@
       <w:r>
         <w:t xml:space="preserve"> </w:t>
       </w:r>
-      <w:hyperlink r:id="rId45">
+      <w:hyperlink r:id="rId46">
         <w:r>
           <w:rPr>
             <w:color w:val="1F4F8F"/>
@@ -4821,7 +4856,7 @@
       <w:r>
         <w:t xml:space="preserve"> </w:t>
       </w:r>
-      <w:hyperlink r:id="rId46">
+      <w:hyperlink r:id="rId47">
         <w:r>
           <w:rPr>
             <w:color w:val="1F4F8F"/>
@@ -4922,7 +4957,7 @@
       <w:r>
         <w:t xml:space="preserve"> </w:t>
       </w:r>
-      <w:hyperlink r:id="rId47">
+      <w:hyperlink r:id="rId48">
         <w:r>
           <w:rPr>
             <w:color w:val="1F4F8F"/>
@@ -5019,7 +5054,7 @@
       <w:r>
         <w:t xml:space="preserve"> </w:t>
       </w:r>
-      <w:hyperlink r:id="rId48">
+      <w:hyperlink r:id="rId49">
         <w:r>
           <w:rPr>
             <w:color w:val="1F4F8F"/>
@@ -5100,7 +5135,7 @@
       <w:r>
         <w:t xml:space="preserve"> </w:t>
       </w:r>
-      <w:hyperlink r:id="rId49">
+      <w:hyperlink r:id="rId50">
         <w:r>
           <w:rPr>
             <w:color w:val="1F4F8F"/>
@@ -5181,7 +5216,7 @@
       <w:r>
         <w:t xml:space="preserve"> </w:t>
       </w:r>
-      <w:hyperlink r:id="rId50">
+      <w:hyperlink r:id="rId51">
         <w:r>
           <w:rPr>
             <w:color w:val="1F4F8F"/>
@@ -5271,7 +5306,7 @@
       <w:r>
         <w:t xml:space="preserve"> </w:t>
       </w:r>
-      <w:hyperlink r:id="rId51">
+      <w:hyperlink r:id="rId52">
         <w:r>
           <w:rPr>
             <w:color w:val="1F4F8F"/>
@@ -5377,7 +5412,7 @@
       <w:r>
         <w:t xml:space="preserve"> </w:t>
       </w:r>
-      <w:hyperlink r:id="rId52">
+      <w:hyperlink r:id="rId53">
         <w:r>
           <w:rPr>
             <w:color w:val="1F4F8F"/>
@@ -5469,7 +5504,7 @@
       <w:r>
         <w:t xml:space="preserve"> </w:t>
       </w:r>
-      <w:hyperlink r:id="rId53">
+      <w:hyperlink r:id="rId54">
         <w:r>
           <w:rPr>
             <w:color w:val="1F4F8F"/>
@@ -5559,7 +5594,7 @@
       <w:r>
         <w:t xml:space="preserve"> </w:t>
       </w:r>
-      <w:hyperlink r:id="rId54">
+      <w:hyperlink r:id="rId55">
         <w:r>
           <w:rPr>
             <w:color w:val="1F4F8F"/>
@@ -5656,7 +5691,7 @@
       <w:r>
         <w:t xml:space="preserve"> </w:t>
       </w:r>
-      <w:hyperlink r:id="rId55">
+      <w:hyperlink r:id="rId56">
         <w:r>
           <w:rPr>
             <w:color w:val="1F4F8F"/>
@@ -5772,7 +5807,7 @@
       <w:r>
         <w:t xml:space="preserve"> </w:t>
       </w:r>
-      <w:hyperlink r:id="rId56">
+      <w:hyperlink r:id="rId57">
         <w:r>
           <w:rPr>
             <w:color w:val="1F4F8F"/>
@@ -5862,7 +5897,7 @@
       <w:r>
         <w:t xml:space="preserve"> </w:t>
       </w:r>
-      <w:hyperlink r:id="rId57">
+      <w:hyperlink r:id="rId58">
         <w:r>
           <w:rPr>
             <w:color w:val="1F4F8F"/>
@@ -5968,7 +6003,7 @@
       <w:r>
         <w:t xml:space="preserve"> </w:t>
       </w:r>
-      <w:hyperlink r:id="rId58">
+      <w:hyperlink r:id="rId59">
         <w:r>
           <w:rPr>
             <w:color w:val="1F4F8F"/>
@@ -6058,7 +6093,7 @@
       <w:r>
         <w:t xml:space="preserve"> </w:t>
       </w:r>
-      <w:hyperlink r:id="rId59">
+      <w:hyperlink r:id="rId60">
         <w:r>
           <w:rPr>
             <w:color w:val="1F4F8F"/>
@@ -6173,7 +6208,7 @@
       <w:r>
         <w:t xml:space="preserve"> </w:t>
       </w:r>
-      <w:hyperlink r:id="rId60">
+      <w:hyperlink r:id="rId61">
         <w:r>
           <w:rPr>
             <w:color w:val="1F4F8F"/>
@@ -6265,7 +6300,7 @@
       <w:r>
         <w:t xml:space="preserve"> </w:t>
       </w:r>
-      <w:hyperlink r:id="rId61">
+      <w:hyperlink r:id="rId62">
         <w:r>
           <w:rPr>
             <w:color w:val="1F4F8F"/>
@@ -6371,7 +6406,7 @@
       <w:r>
         <w:t xml:space="preserve"> </w:t>
       </w:r>
-      <w:hyperlink r:id="rId62">
+      <w:hyperlink r:id="rId63">
         <w:r>
           <w:rPr>
             <w:color w:val="1F4F8F"/>
@@ -6487,7 +6522,7 @@
       <w:r>
         <w:t xml:space="preserve"> </w:t>
       </w:r>
-      <w:hyperlink r:id="rId63">
+      <w:hyperlink r:id="rId64">
         <w:r>
           <w:rPr>
             <w:color w:val="1F4F8F"/>
@@ -6586,7 +6621,7 @@
       <w:r>
         <w:t xml:space="preserve"> </w:t>
       </w:r>
-      <w:hyperlink r:id="rId64">
+      <w:hyperlink r:id="rId65">
         <w:r>
           <w:rPr>
             <w:color w:val="1F4F8F"/>
@@ -6710,7 +6745,7 @@
       <w:r>
         <w:t xml:space="preserve"> </w:t>
       </w:r>
-      <w:hyperlink r:id="rId65">
+      <w:hyperlink r:id="rId66">
         <w:r>
           <w:rPr>
             <w:color w:val="1F4F8F"/>
@@ -6800,7 +6835,7 @@
       <w:r>
         <w:t xml:space="preserve"> </w:t>
       </w:r>
-      <w:hyperlink r:id="rId66">
+      <w:hyperlink r:id="rId67">
         <w:r>
           <w:rPr>
             <w:color w:val="1F4F8F"/>
@@ -6906,7 +6941,7 @@
       <w:r>
         <w:t xml:space="preserve"> </w:t>
       </w:r>
-      <w:hyperlink r:id="rId67">
+      <w:hyperlink r:id="rId68">
         <w:r>
           <w:rPr>
             <w:color w:val="1F4F8F"/>
@@ -7012,7 +7047,7 @@
       <w:r>
         <w:t xml:space="preserve"> </w:t>
       </w:r>
-      <w:hyperlink r:id="rId68">
+      <w:hyperlink r:id="rId69">
         <w:r>
           <w:rPr>
             <w:color w:val="1F4F8F"/>
@@ -7102,7 +7137,7 @@
       <w:r>
         <w:t xml:space="preserve"> </w:t>
       </w:r>
-      <w:hyperlink r:id="rId69">
+      <w:hyperlink r:id="rId70">
         <w:r>
           <w:rPr>
             <w:color w:val="1F4F8F"/>
@@ -7192,7 +7227,7 @@
       <w:r>
         <w:t xml:space="preserve"> </w:t>
       </w:r>
-      <w:hyperlink r:id="rId70">
+      <w:hyperlink r:id="rId71">
         <w:r>
           <w:rPr>
             <w:color w:val="1F4F8F"/>
@@ -7282,7 +7317,7 @@
       <w:r>
         <w:t xml:space="preserve"> </w:t>
       </w:r>
-      <w:hyperlink r:id="rId71">
+      <w:hyperlink r:id="rId72">
         <w:r>
           <w:rPr>
             <w:color w:val="1F4F8F"/>
@@ -7390,7 +7425,7 @@
       <w:r>
         <w:t xml:space="preserve"> </w:t>
       </w:r>
-      <w:hyperlink r:id="rId72">
+      <w:hyperlink r:id="rId73">
         <w:r>
           <w:rPr>
             <w:color w:val="1F4F8F"/>
@@ -7431,6 +7466,146 @@
           <w:color w:val="1F4F8F"/>
           <w:sz w:val="18"/>
         </w:rPr>
+        <w:t>2.</w:t>
+        <w:tab/>
+      </w:r>
+      <w:r>
+        <w:rPr>
+          <w:b/>
+          <w:color w:val="1B2230"/>
+          <w:sz w:val="18"/>
+        </w:rPr>
+        <w:t>plantMASST: a community-driven chemotaxonomic digitization of plants</w:t>
+      </w:r>
+      <w:r>
+        <w:br/>
+      </w:r>
+      <w:r>
+        <w:rPr>
+          <w:b/>
+          <w:color w:val="1B2230"/>
+          <w:sz w:val="18"/>
+        </w:rPr>
+        <w:t>Helena Mannochio-Russo</w:t>
+      </w:r>
+      <w:r>
+        <w:rPr>
+          <w:b/>
+          <w:color w:val="B4682C"/>
+          <w:sz w:val="18"/>
+          <w:vertAlign w:val="superscript"/>
+        </w:rPr>
+        <w:t>†</w:t>
+      </w:r>
+      <w:r>
+        <w:rPr>
+          <w:color w:val="5B6475"/>
+          <w:sz w:val="18"/>
+        </w:rPr>
+        <w:t>, Xiaofeng Wang</w:t>
+      </w:r>
+      <w:r>
+        <w:rPr>
+          <w:b/>
+          <w:color w:val="B4682C"/>
+          <w:sz w:val="18"/>
+          <w:vertAlign w:val="superscript"/>
+        </w:rPr>
+        <w:t>†</w:t>
+      </w:r>
+      <w:r>
+        <w:rPr>
+          <w:color w:val="5B6475"/>
+          <w:sz w:val="18"/>
+        </w:rPr>
+        <w:t>, Paulo Wender P. Gomes</w:t>
+      </w:r>
+      <w:r>
+        <w:rPr>
+          <w:b/>
+          <w:color w:val="B4682C"/>
+          <w:sz w:val="18"/>
+          <w:vertAlign w:val="superscript"/>
+        </w:rPr>
+        <w:t>†</w:t>
+      </w:r>
+      <w:r>
+        <w:rPr>
+          <w:color w:val="5B6475"/>
+          <w:sz w:val="18"/>
+        </w:rPr>
+        <w:t>, Wilhan Donizete Gonçalves Nunes, Robin Schmid, Simone Zuffa, Luis Quiros-Guerrero, Tito Damiani, Wenjie Li, Derrick A. Ousley, Jordan A. Hungerford, Lisa S. Mydy, Clarissa Huisman, Matthew D. McConnachie, Hanyu Su, Gabrielle May, Yasin El Abiead, Andrés Mauricio Caraballo-Rodríguez, Haoqi Nina Zhao, Heejung Yang, Shipei Xing, Jehad Almaliti, Yahia Z. Tabaza, Jayden M. Roseberry, Deyvis-Dante Solis-Gozar, Harsha Gouda, Abubaker Patan, Julius Agongo, Vincent Charron-Lamoureux, Desnor Nicole Chigumba, Khadija Shafiq, Kali M. McDonough, Brian Edward Sedio, Jonathan A. Myers, Pierre-Marie Allard, Thomas V. Harwood, Giselle Tamayo-Castillo, Kyo Bin Kang, Emmanuel Defossez, Hector H.F. Koolen, Milton Nascimento da Silva, Consuelo Yumiko Yoshioka e Silva, Sergio Rasmann, Tom W. N. Walker, Gaëtan Glauser, José Miguel Chaves-Fallas, Bruno David, Hyunwoo Kim, Kyuhyeong Lee, Myeong Ji Kim, Won Jun Choi, Young-Sam Keum, Emilly J.S.P. de Lima, Lívia Soman de Medeiros, Giovana Anceski Bataglion, Emmanoel Vilaça Costa, Felipe Moura Araujo da Silva, Alice Rhelly V. Carvalho, José Diogo Evangelista Reis, Sônia das Graças Santa Rosa Pamplona, Eunah Jeong, Kyungha Lee, Geum Jin Kim, Yun-Seo Kil, Joo-Won Nam, Hyukjae Choi, Yoo Kyong Han, Si Young Park, Ki Yong Lee, Changling Hu, Yilun Dong, Shengmin Sang, Colin R. Morrison, Ricardo Moreira Borges, Andrew Magno Teixeira, Seo Yoon Lee, Bum Soo Lee, Se Yun Jeong, Ki Hyun Kim, Adriano Rutz, Arnaud Gaudry, Edouard Brülhart, Iris F. Kappers, Rumyana Karlova, Mara Meisenburg, Roland Berdaguer, J. Sebastián Tello, David Henderson, Rafael Felipe de Almeida, Anelize Bauermeister, Alan Cesar Pilon, Norberto Peporine Lopes, Luís Guilherme Pereira Feitosa, Marcelino Santos do Rosário, Kateřina Kučerová, Lúcia G. Lohmann, Vanderlan da Silva Bolzani, Paul E. Abraham, Leslie Eugenia Cayola, S. Joseph Wright, David N. Allen, Kristina J. Anderson-Teixeira, Jennifer L. Baltzer, James A. Lutz, Sean M. McMahon, Geoffrey Parker, John D. Parker, Trent R. Northen, Benjamin P. Bowen, Tomáš Pluskal, Justin J.J. van der Hooft, Jeremy J. Carver, Nuno Bandeira, Benjamin S. Pullman, Jing-Ke Weng, Jean-Luc Wolfender, Mingxun Wang, Pieter C. Dorrestein</w:t>
+      </w:r>
+      <w:r>
+        <w:rPr>
+          <w:b/>
+          <w:color w:val="B4682C"/>
+          <w:sz w:val="18"/>
+          <w:vertAlign w:val="superscript"/>
+        </w:rPr>
+        <w:t>*</w:t>
+      </w:r>
+      <w:r>
+        <w:rPr>
+          <w:color w:val="5B6475"/>
+          <w:sz w:val="18"/>
+        </w:rPr>
+        <w:t>, Roland D. Kersten</w:t>
+      </w:r>
+      <w:r>
+        <w:rPr>
+          <w:b/>
+          <w:color w:val="B4682C"/>
+          <w:sz w:val="18"/>
+          <w:vertAlign w:val="superscript"/>
+        </w:rPr>
+        <w:t>*</w:t>
+      </w:r>
+      <w:r>
+        <w:br/>
+      </w:r>
+      <w:r>
+        <w:rPr>
+          <w:i/>
+          <w:color w:val="5B6475"/>
+          <w:sz w:val="18"/>
+        </w:rPr>
+        <w:t>Nature</w:t>
+      </w:r>
+      <w:r>
+        <w:rPr>
+          <w:color w:val="5B6475"/>
+          <w:sz w:val="18"/>
+        </w:rPr>
+        <w:t>, Accepted in principle, 2026.</w:t>
+      </w:r>
+      <w:r>
+        <w:t xml:space="preserve"> </w:t>
+      </w:r>
+      <w:hyperlink r:id="rId74">
+        <w:r>
+          <w:rPr>
+            <w:color w:val="1F4F8F"/>
+            <w:sz w:val="18"/>
+          </w:rPr>
+          <w:t xml:space="preserve">doi.org/10.1101/2024.05.13.593988</w:t>
+        </w:r>
+      </w:hyperlink>
+    </w:p>
+    <w:p>
+      <w:pPr>
+        <w:tabs>
+          <w:tab w:pos="576" w:val="left"/>
+        </w:tabs>
+        <w:spacing w:before="0" w:after="80"/>
+        <w:ind w:left="576" w:hanging="576"/>
+      </w:pPr>
+      <w:r>
+        <w:rPr>
+          <w:b/>
+          <w:color w:val="1F4F8F"/>
+          <w:sz w:val="18"/>
+        </w:rPr>
         <w:t>1.</w:t>
         <w:tab/>
       </w:r>
@@ -7526,7 +7701,7 @@
           <w:color w:val="1F4F8F"/>
           <w:sz w:val="18"/>
         </w:rPr>
-        <w:t>7.</w:t>
+        <w:t>6.</w:t>
         <w:tab/>
       </w:r>
       <w:r>
@@ -7601,7 +7776,7 @@
       <w:r>
         <w:t xml:space="preserve"> </w:t>
       </w:r>
-      <w:hyperlink r:id="rId73">
+      <w:hyperlink r:id="rId75">
         <w:r>
           <w:rPr>
             <w:color w:val="1F4F8F"/>
@@ -7625,7 +7800,7 @@
           <w:color w:val="1F4F8F"/>
           <w:sz w:val="18"/>
         </w:rPr>
-        <w:t>6.</w:t>
+        <w:t>5.</w:t>
         <w:tab/>
       </w:r>
       <w:r>
@@ -7691,7 +7866,7 @@
       <w:r>
         <w:t xml:space="preserve"> </w:t>
       </w:r>
-      <w:hyperlink r:id="rId74">
+      <w:hyperlink r:id="rId76">
         <w:r>
           <w:rPr>
             <w:color w:val="1F4F8F"/>
@@ -7715,7 +7890,7 @@
           <w:color w:val="1F4F8F"/>
           <w:sz w:val="18"/>
         </w:rPr>
-        <w:t>5.</w:t>
+        <w:t>4.</w:t>
         <w:tab/>
       </w:r>
       <w:r>
@@ -7799,7 +7974,7 @@
       <w:r>
         <w:t xml:space="preserve"> </w:t>
       </w:r>
-      <w:hyperlink r:id="rId75">
+      <w:hyperlink r:id="rId77">
         <w:r>
           <w:rPr>
             <w:color w:val="1F4F8F"/>
@@ -7823,7 +7998,7 @@
           <w:color w:val="1F4F8F"/>
           <w:sz w:val="18"/>
         </w:rPr>
-        <w:t>4.</w:t>
+        <w:t>3.</w:t>
         <w:tab/>
       </w:r>
       <w:r>
@@ -7907,7 +8082,7 @@
       <w:r>
         <w:t xml:space="preserve"> </w:t>
       </w:r>
-      <w:hyperlink r:id="rId76">
+      <w:hyperlink r:id="rId78">
         <w:r>
           <w:rPr>
             <w:color w:val="1F4F8F"/>
@@ -7931,7 +8106,7 @@
           <w:color w:val="1F4F8F"/>
           <w:sz w:val="18"/>
         </w:rPr>
-        <w:t>3.</w:t>
+        <w:t>2.</w:t>
         <w:tab/>
       </w:r>
       <w:r>
@@ -7997,7 +8172,7 @@
       <w:r>
         <w:t xml:space="preserve"> </w:t>
       </w:r>
-      <w:hyperlink r:id="rId77">
+      <w:hyperlink r:id="rId79">
         <w:r>
           <w:rPr>
             <w:color w:val="1F4F8F"/>
@@ -8021,7 +8196,7 @@
           <w:color w:val="1F4F8F"/>
           <w:sz w:val="18"/>
         </w:rPr>
-        <w:t>2.</w:t>
+        <w:t>1.</w:t>
         <w:tab/>
       </w:r>
       <w:r>
@@ -8119,7 +8294,7 @@
       <w:r>
         <w:t xml:space="preserve"> </w:t>
       </w:r>
-      <w:hyperlink r:id="rId78">
+      <w:hyperlink r:id="rId80">
         <w:r>
           <w:rPr>
             <w:color w:val="1F4F8F"/>
@@ -8131,114 +8306,6 @@
     </w:p>
     <w:p>
       <w:pPr>
-        <w:tabs>
-          <w:tab w:pos="576" w:val="left"/>
-        </w:tabs>
-        <w:spacing w:before="0" w:after="80"/>
-        <w:ind w:left="576" w:hanging="576"/>
-      </w:pPr>
-      <w:r>
-        <w:rPr>
-          <w:b/>
-          <w:color w:val="1F4F8F"/>
-          <w:sz w:val="18"/>
-        </w:rPr>
-        <w:t>1.</w:t>
-        <w:tab/>
-      </w:r>
-      <w:r>
-        <w:rPr>
-          <w:b/>
-          <w:color w:val="1B2230"/>
-          <w:sz w:val="18"/>
-        </w:rPr>
-        <w:t>plantMASST - Community-driven chemotaxonomic digitization of plants</w:t>
-      </w:r>
-      <w:r>
-        <w:br/>
-      </w:r>
-      <w:r>
-        <w:rPr>
-          <w:b/>
-          <w:color w:val="1B2230"/>
-          <w:sz w:val="18"/>
-        </w:rPr>
-        <w:t>Helena Mannochio-Russo</w:t>
-      </w:r>
-      <w:r>
-        <w:rPr>
-          <w:b/>
-          <w:color w:val="B4682C"/>
-          <w:sz w:val="18"/>
-          <w:vertAlign w:val="superscript"/>
-        </w:rPr>
-        <w:t>†</w:t>
-      </w:r>
-      <w:r>
-        <w:rPr>
-          <w:color w:val="5B6475"/>
-          <w:sz w:val="18"/>
-        </w:rPr>
-        <w:t>, Paulo Wender P. Gomes</w:t>
-      </w:r>
-      <w:r>
-        <w:rPr>
-          <w:b/>
-          <w:color w:val="B4682C"/>
-          <w:sz w:val="18"/>
-          <w:vertAlign w:val="superscript"/>
-        </w:rPr>
-        <w:t>†</w:t>
-      </w:r>
-      <w:r>
-        <w:rPr>
-          <w:color w:val="5B6475"/>
-          <w:sz w:val="18"/>
-        </w:rPr>
-        <w:t>, Robin Schmid, Simone Zuffa, Tito Damiani, Luis-Manuel Quiros-Guerrero, Andrés Mauricio Caraballo-Rodríguez, Haoqi Nina Zhao, Heejung Yang, Shipei Xing, Vincent Charron-Lamoureux, Desnor N. Chigumba, Brian E. Sedio, Jonathan A. Myers, Pierre-Marie Allard, Thomas V. Harwood, Giselle Tamayo-Castillo, Kyo Bin Kang, Emmanuel Defossez, Hector H. F. Koolen, Milton Nascimento da Silva, Consuelo Yumiko Yoshioka e Silva, Sergio Rasmann, Tom W. N. Walker, Gaëtan Glauser, José Miguel Chaves-Fallas, Bruno David, Hyunwoo Kim, Kyu Hyeong Lee, Myeong Ji Kim, Won Jun Choi, Young-Sam Keum, Emilly J. S. P. de Lima, Lívia Soman de Medeiros, Giovana A. Bataglion, Emmanoel V. Costa, Felipe M. A. da Silva, Alice Rhelly V. Carvalho, José Diogo E. Reis, Sônia Pamplona, Eunah Jeong, Kyungha Lee, Geum Jin Kim, Yun-Seo Kil, Joo-Won Nam, Hyukjae Choi, Yoo Kyong Han, Si Young Park, Ki Yong Lee, Changling Hu, Yilun Dong, Shengmin Sang, Colin R. Morrison, Ricardo Moreira Borges, Andrew Magno Teixeira, Seo Yoon Lee, Bum Soo Lee, Se Yun Jeong, Ki Hyun Kim, Adriano Rutz, Arnaud Gaudry, Edouard Bruelhart, Iris F. Kappers, Rumyana Karlova, Mara Meisenburg, Roland Berdaguer, J. Sebastián Tello, David Henderson, Leslie Cayola, S. Joseph Wright, David N. Allen, Kristina J. Anderson-Teixeira, Jennifer L. Baltzer, James A. Lutz, Sean M. McMahon, Geoffrey G. Parker, John D. Parker, Trent R. Northen, Benjamin P. Bowen, Tomáš Pluskal, Justin J. J. van der Hooft, Jeremy J. Carver, Nuno Bandeira, Benjamin S. Pullman, Jean-Luc Wolfender, Roland D. Kersten, Mingxun Wang, Pieter C. Dorrestein</w:t>
-      </w:r>
-      <w:r>
-        <w:rPr>
-          <w:b/>
-          <w:color w:val="B4682C"/>
-          <w:sz w:val="18"/>
-          <w:vertAlign w:val="superscript"/>
-        </w:rPr>
-        <w:t>*</w:t>
-      </w:r>
-      <w:r>
-        <w:br/>
-      </w:r>
-      <w:r>
-        <w:rPr>
-          <w:i/>
-          <w:color w:val="5B6475"/>
-          <w:sz w:val="18"/>
-        </w:rPr>
-        <w:t>bioRxiv</w:t>
-      </w:r>
-      <w:r>
-        <w:rPr>
-          <w:color w:val="5B6475"/>
-          <w:sz w:val="18"/>
-        </w:rPr>
-        <w:t>, 2024.</w:t>
-      </w:r>
-      <w:r>
-        <w:t xml:space="preserve"> </w:t>
-      </w:r>
-      <w:hyperlink r:id="rId79">
-        <w:r>
-          <w:rPr>
-            <w:color w:val="1F4F8F"/>
-            <w:sz w:val="18"/>
-          </w:rPr>
-          <w:t xml:space="preserve">doi.org/10.1101/2024.05.13.593988</w:t>
-        </w:r>
-      </w:hyperlink>
-    </w:p>
-    <w:p>
-      <w:pPr>
         <w:spacing w:before="240" w:after="80"/>
         <w:keepNext/>
         <w:pBdr>
@@ -10200,7 +10267,7 @@
           <w:color w:val="5B6475"/>
           <w:sz w:val="17"/>
         </w:rPr>
-        <w:t>Last updated October 11, 2026</w:t>
+        <w:t>Last updated October 14, 2026</w:t>
       </w:r>
     </w:p>
     <w:sectPr>

--- a/cv/Helena_Mannochio_Russo_CV.docx
+++ b/cv/Helena_Mannochio_Russo_CV.docx
@@ -121,7 +121,7 @@
         <w:rPr>
           <w:color w:val="1B2230"/>
         </w:rPr>
-        <w:t>My primary research interests center on LC-MS/MS-based untargeted metabolomics, computational tools, big data mining, and artificial intelligence (AI), with a strong emphasis on developing innovative analytical approaches to understand complex biological systems. During my doctoral research, I applied LC-MS/MS-based untargeted metabolomics to investigate plant metabolism, integrating chemotaxonomic analysis with natural product discovery to uncover unusual metabolites with bioactive roles. As a postdoctoral researcher in the Dorrestein Lab, I expanded my expertise into computational metabolomics, developing large-scale spectral libraries, mining public data repositories, and creating community-accessible resources to investigate both microbial and plant-derived metabolites. I also develop AI-driven approaches for metabolomics, including Brain-to-AI, a project that captures the expert knowledge used to elucidate chemical structures from MS/MS spectra and turns it into a skill that enables an AI assistant to annotate molecules, grade its confidence, and cite the source of every inference. In my independent research program, I aim to integrate computational, AI-driven, and experimental approaches to discover new molecules and elucidate their biological functions, with the overarching goal of defining how they shape human health.</w:t>
+        <w:t>My primary research interests center on LC-MS/MS-based untargeted metabolomics, computational tools, big data mining, and artificial intelligence (AI), with a strong emphasis on developing innovative analytical approaches to understand complex biological systems. During my doctoral research, I applied LC-MS/MS-based untargeted metabolomics to investigate plant metabolism, integrating chemotaxonomic analysis with natural product discovery to uncover unusual metabolites with bioactive roles. As a postdoctoral researcher in the Dorrestein Lab, I expanded my expertise into computational metabolomics, developing large-scale spectral libraries, mining public data repositories, and creating community-accessible resources to investigate both microbial and plant-derived metabolites. I also develop AI-driven approaches for metabolomics, including Brain-to-AI, a project that captures the expert knowledge used to elucidate chemical structures from MS/MS spectra. In my independent research program, I aim to integrate computational and experimental approaches to discover new molecules and elucidate their biological functions, with the overarching goal of defining how they shape human health.</w:t>
       </w:r>
     </w:p>
     <w:p>
@@ -718,7 +718,7 @@
         <w:rPr>
           <w:color w:val="5B6475"/>
         </w:rPr>
-        <w:t xml:space="preserve"> I lead Brain-to-AI, a project that captures the expert knowledge used to elucidate chemical structures from MS/MS spectra. Much of this reasoning is never formally documented, and instead lives in laboratory notebooks, in annotated spectra, and in the explanations experts give when asked how they reached a conclusion. We capture it from handwritten notes, annotated spectra, and recorded interviews with specialists, and turn it into a skill that enables an AI assistant to annotate molecules from MS/MS data, grade its confidence, and cite the source of every inference. I am corresponding author on this work together with Dr. Dorrestein (manuscript in preparation).</w:t>
+        <w:t xml:space="preserve"> I lead Brain-to-AI, a project that captures the expert knowledge used to elucidate chemical structures from MS/MS spectra. Much of this reasoning is never formally documented, and instead lives in laboratory notebooks, in annotated spectra, and in the explanations experts give when asked how they reached a conclusion. We capture it from handwritten notes, annotated spectra, and recorded interviews with specialists, and turn it into a skill that enables an AI assistant to annotate molecules from MS/MS data, grade its confidence, and cite the source of every inference.</w:t>
       </w:r>
     </w:p>
     <w:p>
@@ -8318,12 +8318,26 @@
           <w:color w:val="1F4F8F"/>
           <w:sz w:val="21"/>
         </w:rPr>
-        <w:t>CONFERENCES</w:t>
+        <w:t>PRESENTATIONS</w:t>
       </w:r>
     </w:p>
     <w:p>
       <w:pPr>
         <w:keepNext/>
+        <w:spacing w:before="200" w:after="40"/>
+      </w:pPr>
+      <w:r>
+        <w:rPr>
+          <w:b/>
+          <w:color w:val="1B2230"/>
+          <w:sz w:val="20"/>
+        </w:rPr>
+        <w:t>Conferences</w:t>
+      </w:r>
+    </w:p>
+    <w:p>
+      <w:pPr>
+        <w:keepNext/>
         <w:spacing w:before="120" w:after="40"/>
       </w:pPr>
       <w:r>
@@ -8332,7 +8346,7 @@
           <w:color w:val="5B6475"/>
           <w:sz w:val="18"/>
         </w:rPr>
-        <w:t>INVITED TALKS</w:t>
+        <w:t>ORAL PRESENTATIONS</w:t>
       </w:r>
     </w:p>
     <w:p>
@@ -8348,7 +8362,7 @@
           <w:b/>
           <w:color w:val="1B2230"/>
         </w:rPr>
-        <w:t>Unlocking the unexplored potential of metabolomics data: a journey from natural products to data science and clinical applications</w:t>
+        <w:t>plantMASST: A community-driven mass spectrometry resource for the chemotaxonomic digitization of plants</w:t>
       </w:r>
       <w:r>
         <w:rPr>
@@ -8356,7 +8370,7 @@
           <w:sz w:val="19"/>
         </w:rPr>
         <w:tab/>
-        <w:t>2025</w:t>
+        <w:t>2026</w:t>
       </w:r>
     </w:p>
     <w:p>
@@ -8367,7 +8381,7 @@
         <w:rPr>
           <w:color w:val="5B6475"/>
         </w:rPr>
-        <w:t>San Diego State University Chemistry Department seminar, San Diego, CA, United States</w:t>
+        <w:t>74th ASMS Conference on Mass Spectrometry and Allied Topics, San Diego, CA, United States</w:t>
       </w:r>
     </w:p>
     <w:p>
@@ -8402,21 +8416,7 @@
         <w:rPr>
           <w:color w:val="5B6475"/>
         </w:rPr>
-        <w:t>UCSD HIV Neurobehavioral Research Program (HNRP) Depression Working Group Meeting, San Diego, CA, United States</w:t>
-      </w:r>
-    </w:p>
-    <w:p>
-      <w:pPr>
-        <w:keepNext/>
-        <w:spacing w:before="120" w:after="40"/>
-      </w:pPr>
-      <w:r>
-        <w:rPr>
-          <w:b/>
-          <w:color w:val="5B6475"/>
-          <w:sz w:val="18"/>
-        </w:rPr>
-        <w:t>ORAL PRESENTATIONS</w:t>
+        <w:t>PACIFICHEM 2025, Honolulu, HI, United States</w:t>
       </w:r>
     </w:p>
     <w:p>
@@ -8432,7 +8432,7 @@
           <w:b/>
           <w:color w:val="1B2230"/>
         </w:rPr>
-        <w:t>plantMASST: A community-driven mass spectrometry resource for the chemotaxonomic digitization of plants</w:t>
+        <w:t>The microbiome diversifies N-acyl lipid pools - including short-chain fatty acid-derived compounds</w:t>
       </w:r>
       <w:r>
         <w:rPr>
@@ -8440,7 +8440,7 @@
           <w:sz w:val="19"/>
         </w:rPr>
         <w:tab/>
-        <w:t>2026</w:t>
+        <w:t>2025</w:t>
       </w:r>
     </w:p>
     <w:p>
@@ -8451,7 +8451,7 @@
         <w:rPr>
           <w:color w:val="5B6475"/>
         </w:rPr>
-        <w:t>74th ASMS Conference on Mass Spectrometry and Allied Topics, San Diego, CA, United States</w:t>
+        <w:t>Gordon Research Seminar - Metabolomics and Human Health, Ventura, CA, United States</w:t>
       </w:r>
     </w:p>
     <w:p>
@@ -8486,7 +8486,7 @@
         <w:rPr>
           <w:color w:val="5B6475"/>
         </w:rPr>
-        <w:t>PACIFICHEM 2025, Honolulu, HI, United States</w:t>
+        <w:t>2025 Metabolomics Association of North America (MANA) 7th Annual Conference, Banff, Alberta, Canada</w:t>
       </w:r>
     </w:p>
     <w:p>
@@ -8502,7 +8502,7 @@
           <w:b/>
           <w:color w:val="1B2230"/>
         </w:rPr>
-        <w:t>The microbiome diversifies N-acyl lipid pools - including short-chain fatty acid-derived compounds</w:t>
+        <w:t>The underappreciated diversity of bile acids modifications</w:t>
       </w:r>
       <w:r>
         <w:rPr>
@@ -8510,7 +8510,7 @@
           <w:sz w:val="19"/>
         </w:rPr>
         <w:tab/>
-        <w:t>2025</w:t>
+        <w:t>2023</w:t>
       </w:r>
     </w:p>
     <w:p>
@@ -8521,7 +8521,7 @@
         <w:rPr>
           <w:color w:val="5B6475"/>
         </w:rPr>
-        <w:t>Gordon Research Seminar - Metabolomics and Human Health, Ventura, CA, United States</w:t>
+        <w:t>71st ASMS Conference on Mass Spectrometry and Allied Topics, Houston, TX, United States</w:t>
       </w:r>
     </w:p>
     <w:p>
@@ -8537,7 +8537,7 @@
           <w:b/>
           <w:color w:val="1B2230"/>
         </w:rPr>
-        <w:t>The microbiome diversifies long- to short-chain fatty acid-derived N-acyl lipids</w:t>
+        <w:t>Mass spectrometry-based untargeted metabolomics reveals unusual larvicidal aliphatic nitro esters from Heteropterys umbellata (Malpighiaceae)</w:t>
       </w:r>
       <w:r>
         <w:rPr>
@@ -8545,7 +8545,7 @@
           <w:sz w:val="19"/>
         </w:rPr>
         <w:tab/>
-        <w:t>2025</w:t>
+        <w:t>2022</w:t>
       </w:r>
     </w:p>
     <w:p>
@@ -8556,7 +8556,7 @@
         <w:rPr>
           <w:color w:val="5B6475"/>
         </w:rPr>
-        <w:t>2025 Metabolomics Association of North America (MANA) 7th Annual Conference, Banff, Alberta, Canada</w:t>
+        <w:t>45a Reunião Anual da Sociedade Brasileira de Química, Maceió, AL, Brazil</w:t>
       </w:r>
     </w:p>
     <w:p>
@@ -8572,7 +8572,7 @@
           <w:b/>
           <w:color w:val="1B2230"/>
         </w:rPr>
-        <w:t>The underappreciated diversity of bile acids modifications</w:t>
+        <w:t>Use of Statistical Tools and Automation to Accelerate the Natural Products Workflow – A Malpighiaceae Case Study</w:t>
       </w:r>
       <w:r>
         <w:rPr>
@@ -8580,7 +8580,7 @@
           <w:sz w:val="19"/>
         </w:rPr>
         <w:tab/>
-        <w:t>2023</w:t>
+        <w:t>2021</w:t>
       </w:r>
     </w:p>
     <w:p>
@@ -8591,7 +8591,7 @@
         <w:rPr>
           <w:color w:val="5B6475"/>
         </w:rPr>
-        <w:t>71st ASMS Conference on Mass Spectrometry and Allied Topics, Houston, TX, United States</w:t>
+        <w:t>II Bio.Natural-Bioactive Natural Products Research Meeting, Lisboa, Portugal (online)</w:t>
       </w:r>
     </w:p>
     <w:p>
@@ -8607,7 +8607,7 @@
           <w:b/>
           <w:color w:val="1B2230"/>
         </w:rPr>
-        <w:t>Mass spectrometry-based untargeted metabolomics reveals unusual larvicidal aliphatic nitro esters from Heteropterys umbellata (Malpighiaceae)</w:t>
+        <w:t>Search for natural products of economic interest in fruit residues of Platonia insignis: bioactivity evaluation and structural characterization</w:t>
       </w:r>
       <w:r>
         <w:rPr>
@@ -8615,7 +8615,7 @@
           <w:sz w:val="19"/>
         </w:rPr>
         <w:tab/>
-        <w:t>2022</w:t>
+        <w:t>2018</w:t>
       </w:r>
     </w:p>
     <w:p>
@@ -8626,7 +8626,7 @@
         <w:rPr>
           <w:color w:val="5B6475"/>
         </w:rPr>
-        <w:t>45a Reunião Anual da Sociedade Brasileira de Química, Maceió, AL, Brazil</w:t>
+        <w:t>XXV Encontro de Química da Região Sul (SBQSul), Londrina, PR, Brazil</w:t>
       </w:r>
     </w:p>
     <w:p>
@@ -8642,7 +8642,7 @@
           <w:b/>
           <w:color w:val="1B2230"/>
         </w:rPr>
-        <w:t>Use of Statistical Tools and Automation to Accelerate the Natural Products Workflow – A Malpighiaceae Case Study</w:t>
+        <w:t>Chemical Profile of Tetrapterys multiglandulosa, a plant suspected of causing cattle intoxication in Brazil</w:t>
       </w:r>
       <w:r>
         <w:rPr>
@@ -8650,7 +8650,7 @@
           <w:sz w:val="19"/>
         </w:rPr>
         <w:tab/>
-        <w:t>2021</w:t>
+        <w:t>2017</w:t>
       </w:r>
     </w:p>
     <w:p>
@@ -8661,7 +8661,21 @@
         <w:rPr>
           <w:color w:val="5B6475"/>
         </w:rPr>
-        <w:t>II Bio.Natural-Bioactive Natural Products Research Meeting, Lisboa, Portugal (online)</w:t>
+        <w:t>46th World Chemistry Congress, 40a Reunião Anual da Sociedade Brasileira de Química, São Paulo, SP, Brazil</w:t>
+      </w:r>
+    </w:p>
+    <w:p>
+      <w:pPr>
+        <w:keepNext/>
+        <w:spacing w:before="120" w:after="40"/>
+      </w:pPr>
+      <w:r>
+        <w:rPr>
+          <w:b/>
+          <w:color w:val="5B6475"/>
+          <w:sz w:val="18"/>
+        </w:rPr>
+        <w:t>POSTER PRESENTATIONS</w:t>
       </w:r>
     </w:p>
     <w:p>
@@ -8677,7 +8691,7 @@
           <w:b/>
           <w:color w:val="1B2230"/>
         </w:rPr>
-        <w:t>Search for natural products of economic interest in fruit residues of Platonia insignis: bioactivity evaluation and structural characterization</w:t>
+        <w:t>Pan-metabolomics repository mapping of the carnitine landscape</w:t>
       </w:r>
       <w:r>
         <w:rPr>
@@ -8685,7 +8699,7 @@
           <w:sz w:val="19"/>
         </w:rPr>
         <w:tab/>
-        <w:t>2018</w:t>
+        <w:t>2026</w:t>
       </w:r>
     </w:p>
     <w:p>
@@ -8696,7 +8710,7 @@
         <w:rPr>
           <w:color w:val="5B6475"/>
         </w:rPr>
-        <w:t>XXV Encontro de Química da Região Sul (SBQSul), Londrina, PR, Brazil</w:t>
+        <w:t>74th ASMS Conference on Mass Spectrometry and Allied Topics, San Diego, CA, United States</w:t>
       </w:r>
     </w:p>
     <w:p>
@@ -8712,7 +8726,7 @@
           <w:b/>
           <w:color w:val="1B2230"/>
         </w:rPr>
-        <w:t>Chemical Profile of Tetrapterys multiglandulosa, a plant suspected of causing cattle intoxication in Brazil</w:t>
+        <w:t>The microbiome diversifies N-acyl lipid pools - including short-chain fatty acid-derived compounds</w:t>
       </w:r>
       <w:r>
         <w:rPr>
@@ -8720,7 +8734,7 @@
           <w:sz w:val="19"/>
         </w:rPr>
         <w:tab/>
-        <w:t>2017</w:t>
+        <w:t>2025</w:t>
       </w:r>
     </w:p>
     <w:p>
@@ -8731,21 +8745,7 @@
         <w:rPr>
           <w:color w:val="5B6475"/>
         </w:rPr>
-        <w:t>46th World Chemistry Congress, 40a Reunião Anual da Sociedade Brasileira de Química, São Paulo, SP, Brazil</w:t>
-      </w:r>
-    </w:p>
-    <w:p>
-      <w:pPr>
-        <w:keepNext/>
-        <w:spacing w:before="120" w:after="40"/>
-      </w:pPr>
-      <w:r>
-        <w:rPr>
-          <w:b/>
-          <w:color w:val="5B6475"/>
-          <w:sz w:val="18"/>
-        </w:rPr>
-        <w:t>POSTER PRESENTATIONS</w:t>
+        <w:t>Gordon Research Conference - Metabolomics and Human Health, Ventura, CA, United States</w:t>
       </w:r>
     </w:p>
     <w:p>
@@ -8761,7 +8761,7 @@
           <w:b/>
           <w:color w:val="1B2230"/>
         </w:rPr>
-        <w:t>Pan-metabolomics repository mapping of the carnitine landscape</w:t>
+        <w:t>Community curation of microbiome metabolites for the mechanistic analysis of metabolomics data</w:t>
       </w:r>
       <w:r>
         <w:rPr>
@@ -8769,7 +8769,7 @@
           <w:sz w:val="19"/>
         </w:rPr>
         <w:tab/>
-        <w:t>2026</w:t>
+        <w:t>2024</w:t>
       </w:r>
     </w:p>
     <w:p>
@@ -8780,7 +8780,7 @@
         <w:rPr>
           <w:color w:val="5B6475"/>
         </w:rPr>
-        <w:t>74th ASMS Conference on Mass Spectrometry and Allied Topics, San Diego, CA, United States</w:t>
+        <w:t>72nd ASMS Conference on Mass Spectrometry and Allied Topics, Anaheim, CA, United States</w:t>
       </w:r>
     </w:p>
     <w:p>
@@ -8796,7 +8796,7 @@
           <w:b/>
           <w:color w:val="1B2230"/>
         </w:rPr>
-        <w:t>The microbiome diversifies N-acyl lipid pools - including short-chain fatty acid-derived compounds</w:t>
+        <w:t>Repository scale discovery of microbial compounds include short chain fatty acid-derived metabolites</w:t>
       </w:r>
       <w:r>
         <w:rPr>
@@ -8804,7 +8804,7 @@
           <w:sz w:val="19"/>
         </w:rPr>
         <w:tab/>
-        <w:t>2025</w:t>
+        <w:t>2024</w:t>
       </w:r>
     </w:p>
     <w:p>
@@ -8815,7 +8815,7 @@
         <w:rPr>
           <w:color w:val="5B6475"/>
         </w:rPr>
-        <w:t>Gordon Research Conference - Metabolomics and Human Health, Ventura, CA, United States</w:t>
+        <w:t>20th Annual International Conference of the Metabolomics Society, Osaka, Japan</w:t>
       </w:r>
     </w:p>
     <w:p>
@@ -8831,7 +8831,7 @@
           <w:b/>
           <w:color w:val="1B2230"/>
         </w:rPr>
-        <w:t>Community curation of microbiome metabolites for the mechanistic analysis of metabolomics data</w:t>
+        <w:t>Mass spectrometry-based untargeted metabolomics reveals unusual larvicidal aliphatic nitro esters from Heteropterys umbellata (Malpighiaceae)</w:t>
       </w:r>
       <w:r>
         <w:rPr>
@@ -8839,7 +8839,7 @@
           <w:sz w:val="19"/>
         </w:rPr>
         <w:tab/>
-        <w:t>2024</w:t>
+        <w:t>2022</w:t>
       </w:r>
     </w:p>
     <w:p>
@@ -8850,7 +8850,7 @@
         <w:rPr>
           <w:color w:val="5B6475"/>
         </w:rPr>
-        <w:t>72nd ASMS Conference on Mass Spectrometry and Allied Topics, Anaheim, CA, United States</w:t>
+        <w:t>45a Reunião Anual da Sociedade Brasileira de Química, Maceió, AL, Brazil</w:t>
       </w:r>
     </w:p>
     <w:p>
@@ -8866,7 +8866,7 @@
           <w:b/>
           <w:color w:val="1B2230"/>
         </w:rPr>
-        <w:t>Repository scale discovery of microbial compounds include short chain fatty acid-derived metabolites</w:t>
+        <w:t>Chemotaxonomic investigations of Malpighiaceae botanical family using mass spectrometry-based metabolomics</w:t>
       </w:r>
       <w:r>
         <w:rPr>
@@ -8874,7 +8874,7 @@
           <w:sz w:val="19"/>
         </w:rPr>
         <w:tab/>
-        <w:t>2024</w:t>
+        <w:t>2022</w:t>
       </w:r>
     </w:p>
     <w:p>
@@ -8885,7 +8885,7 @@
         <w:rPr>
           <w:color w:val="5B6475"/>
         </w:rPr>
-        <w:t>20th Annual International Conference of the Metabolomics Society, Osaka, Japan</w:t>
+        <w:t>American Chemical Society Fall 2022 National Meeting, Chicago, IL, United States</w:t>
       </w:r>
     </w:p>
     <w:p>
@@ -8901,7 +8901,7 @@
           <w:b/>
           <w:color w:val="1B2230"/>
         </w:rPr>
-        <w:t>Mass spectrometry-based untargeted metabolomics reveals unusual larvicidal aliphatic nitro esters from Heteropterys umbellata (Malpighiaceae)</w:t>
+        <w:t>Screening of Malpighiaceae Plant Extracts Against Aedes aegypti Larvae and Metabolomic Investigation of the Most Active Species</w:t>
       </w:r>
       <w:r>
         <w:rPr>
@@ -8909,7 +8909,7 @@
           <w:sz w:val="19"/>
         </w:rPr>
         <w:tab/>
-        <w:t>2022</w:t>
+        <w:t>2021</w:t>
       </w:r>
     </w:p>
     <w:p>
@@ -8920,7 +8920,7 @@
         <w:rPr>
           <w:color w:val="5B6475"/>
         </w:rPr>
-        <w:t>45a Reunião Anual da Sociedade Brasileira de Química, Maceió, AL, Brazil</w:t>
+        <w:t>8th Brazilian Conference on Natural Products, Goiania, GO, Brazil (online)</w:t>
       </w:r>
     </w:p>
     <w:p>
@@ -8936,7 +8936,7 @@
           <w:b/>
           <w:color w:val="1B2230"/>
         </w:rPr>
-        <w:t>Chemotaxonomic investigations of Malpighiaceae botanical family using mass spectrometry-based metabolomics</w:t>
+        <w:t>Untargeted metabolomics sheds light on the secondary metabolism of Malpighiaceae family</w:t>
       </w:r>
       <w:r>
         <w:rPr>
@@ -8944,7 +8944,7 @@
           <w:sz w:val="19"/>
         </w:rPr>
         <w:tab/>
-        <w:t>2022</w:t>
+        <w:t>2021</w:t>
       </w:r>
     </w:p>
     <w:p>
@@ -8955,7 +8955,7 @@
         <w:rPr>
           <w:color w:val="5B6475"/>
         </w:rPr>
-        <w:t>American Chemical Society Fall 2022 National Meeting, Chicago, IL, United States</w:t>
+        <w:t>69th International Congress and Annual Meeting of the Society for Medicinal Plant and Natural Product Research (GA), Bonn, Germany (online)</w:t>
       </w:r>
     </w:p>
     <w:p>
@@ -8971,7 +8971,7 @@
           <w:b/>
           <w:color w:val="1B2230"/>
         </w:rPr>
-        <w:t>Screening of Malpighiaceae Plant Extracts Against Aedes aegypti Larvae and Metabolomic Investigation of the Most Active Species</w:t>
+        <w:t>Experimental design applied in UPLC-DAD method development of Malpighiaceae species extracts and metabolite identification</w:t>
       </w:r>
       <w:r>
         <w:rPr>
@@ -8979,7 +8979,7 @@
           <w:sz w:val="19"/>
         </w:rPr>
         <w:tab/>
-        <w:t>2021</w:t>
+        <w:t>2020</w:t>
       </w:r>
     </w:p>
     <w:p>
@@ -8990,7 +8990,7 @@
         <w:rPr>
           <w:color w:val="5B6475"/>
         </w:rPr>
-        <w:t>8th Brazilian Conference on Natural Products, Goiania, GO, Brazil (online)</w:t>
+        <w:t>American Chemical Society Spring 2020 National Meeting, Philadelphia, PA, United States (online)</w:t>
       </w:r>
     </w:p>
     <w:p>
@@ -9006,7 +9006,7 @@
           <w:b/>
           <w:color w:val="1B2230"/>
         </w:rPr>
-        <w:t>Untargeted metabolomics sheds light on the secondary metabolism of Malpighiaceae family</w:t>
+        <w:t>Experimental planning for UPLC method development of hydroalcoholic extracts from Malpighiaceae species</w:t>
       </w:r>
       <w:r>
         <w:rPr>
@@ -9014,7 +9014,7 @@
           <w:sz w:val="19"/>
         </w:rPr>
         <w:tab/>
-        <w:t>2021</w:t>
+        <w:t>2019</w:t>
       </w:r>
     </w:p>
     <w:p>
@@ -9025,7 +9025,7 @@
         <w:rPr>
           <w:color w:val="5B6475"/>
         </w:rPr>
-        <w:t>69th International Congress and Annual Meeting of the Society for Medicinal Plant and Natural Product Research (GA), Bonn, Germany (online)</w:t>
+        <w:t>XVII Latin American Symposium on Chromatography and Related Techniques, Aracaju, SE, Brazil</w:t>
       </w:r>
     </w:p>
     <w:p>
@@ -9041,7 +9041,7 @@
           <w:b/>
           <w:color w:val="1B2230"/>
         </w:rPr>
-        <w:t>Experimental design applied in UPLC-DAD method development of Malpighiaceae species extracts and metabolite identification</w:t>
+        <w:t>Chemical profile of Crotalaria spectabilis extracts and evaluation of nematode control in Heterodera glycines</w:t>
       </w:r>
       <w:r>
         <w:rPr>
@@ -9049,7 +9049,7 @@
           <w:sz w:val="19"/>
         </w:rPr>
         <w:tab/>
-        <w:t>2020</w:t>
+        <w:t>2019</w:t>
       </w:r>
     </w:p>
     <w:p>
@@ -9060,7 +9060,7 @@
         <w:rPr>
           <w:color w:val="5B6475"/>
         </w:rPr>
-        <w:t>American Chemical Society Spring 2020 National Meeting, Philadelphia, PA, United States (online)</w:t>
+        <w:t>42a Reunião Anual da Sociedade Brasileira de Química, Joinville, SC, Brazil</w:t>
       </w:r>
     </w:p>
     <w:p>
@@ -9076,7 +9076,7 @@
           <w:b/>
           <w:color w:val="1B2230"/>
         </w:rPr>
-        <w:t>Experimental planning for UPLC method development of hydroalcoholic extracts from Malpighiaceae species</w:t>
+        <w:t>Identificação de metabólitos secundários com atividade anti-glicante em extratos da espécie Talisia esculenta</w:t>
       </w:r>
       <w:r>
         <w:rPr>
@@ -9095,7 +9095,7 @@
         <w:rPr>
           <w:color w:val="5B6475"/>
         </w:rPr>
-        <w:t>XVII Latin American Symposium on Chromatography and Related Techniques, Aracaju, SE, Brazil</w:t>
+        <w:t>12o Simpósio Brasileiro de Farmacognosia, Petrópolis, RJ, Brazil</w:t>
       </w:r>
     </w:p>
     <w:p>
@@ -9111,7 +9111,7 @@
           <w:b/>
           <w:color w:val="1B2230"/>
         </w:rPr>
-        <w:t>Chemical profile of Crotalaria spectabilis extracts and evaluation of nematode control in Heterodera glycines</w:t>
+        <w:t>Search for natural products of economic interest in fruit residues of Platonia insignis: bioactivity evaluation and structural characterization</w:t>
       </w:r>
       <w:r>
         <w:rPr>
@@ -9119,7 +9119,7 @@
           <w:sz w:val="19"/>
         </w:rPr>
         <w:tab/>
-        <w:t>2019</w:t>
+        <w:t>2018</w:t>
       </w:r>
     </w:p>
     <w:p>
@@ -9130,7 +9130,7 @@
         <w:rPr>
           <w:color w:val="5B6475"/>
         </w:rPr>
-        <w:t>42a Reunião Anual da Sociedade Brasileira de Química, Joinville, SC, Brazil</w:t>
+        <w:t>XXV Encontro de Química da Região Sul (SBQSul), Londrina, PR, Brazil</w:t>
       </w:r>
     </w:p>
     <w:p>
@@ -9146,7 +9146,7 @@
           <w:b/>
           <w:color w:val="1B2230"/>
         </w:rPr>
-        <w:t>Identificação de metabólitos secundários com atividade anti-glicante em extratos da espécie Talisia esculenta</w:t>
+        <w:t>Chemical Profile of Tetrapterys multiglandulosa, a plant suspected of causing cattle intoxication in Brazil</w:t>
       </w:r>
       <w:r>
         <w:rPr>
@@ -9154,7 +9154,7 @@
           <w:sz w:val="19"/>
         </w:rPr>
         <w:tab/>
-        <w:t>2019</w:t>
+        <w:t>2017</w:t>
       </w:r>
     </w:p>
     <w:p>
@@ -9165,7 +9165,7 @@
         <w:rPr>
           <w:color w:val="5B6475"/>
         </w:rPr>
-        <w:t>12o Simpósio Brasileiro de Farmacognosia, Petrópolis, RJ, Brazil</w:t>
+        <w:t>46th World Chemistry Congress, 40a Reunião Anual da Sociedade Brasileira de Química, São Paulo, SP, Brazil</w:t>
       </w:r>
     </w:p>
     <w:p>
@@ -9181,7 +9181,7 @@
           <w:b/>
           <w:color w:val="1B2230"/>
         </w:rPr>
-        <w:t>Search for natural products of economic interest in fruit residues of Platonia insignis: bioactivity evaluation and structural characterization</w:t>
+        <w:t>Chemical profile and toxicity study of Tetrapterys multiglandulosa secondary metabolites using Zebrafish toxicity model</w:t>
       </w:r>
       <w:r>
         <w:rPr>
@@ -9189,7 +9189,7 @@
           <w:sz w:val="19"/>
         </w:rPr>
         <w:tab/>
-        <w:t>2018</w:t>
+        <w:t>2017</w:t>
       </w:r>
     </w:p>
     <w:p>
@@ -9200,7 +9200,7 @@
         <w:rPr>
           <w:color w:val="5B6475"/>
         </w:rPr>
-        <w:t>XXV Encontro de Química da Região Sul (SBQSul), Londrina, PR, Brazil</w:t>
+        <w:t>6th Brazilian Conference on Natural Products, Vitória, ES, Brazil</w:t>
       </w:r>
     </w:p>
     <w:p>
@@ -9216,7 +9216,7 @@
           <w:b/>
           <w:color w:val="1B2230"/>
         </w:rPr>
-        <w:t>Chemical Profile of Tetrapterys multiglandulosa, a plant suspected of causing cattle intoxication in Brazil</w:t>
+        <w:t>Thermoanalytical characteristics of Tetrapterys multiglandulosa young and old leaves' powder and methanolic extracts by TG-DSC</w:t>
       </w:r>
       <w:r>
         <w:rPr>
@@ -9235,7 +9235,35 @@
         <w:rPr>
           <w:color w:val="5B6475"/>
         </w:rPr>
-        <w:t>46th World Chemistry Congress, 40a Reunião Anual da Sociedade Brasileira de Química, São Paulo, SP, Brazil</w:t>
+        <w:t>VIII Simpósio de Análise Térmica, Ponta Grossa, PR, Brazil</w:t>
+      </w:r>
+    </w:p>
+    <w:p>
+      <w:pPr>
+        <w:keepNext/>
+        <w:spacing w:before="200" w:after="40"/>
+      </w:pPr>
+      <w:r>
+        <w:rPr>
+          <w:b/>
+          <w:color w:val="1B2230"/>
+          <w:sz w:val="20"/>
+        </w:rPr>
+        <w:t>Other presentations</w:t>
+      </w:r>
+    </w:p>
+    <w:p>
+      <w:pPr>
+        <w:keepNext/>
+        <w:spacing w:before="120" w:after="40"/>
+      </w:pPr>
+      <w:r>
+        <w:rPr>
+          <w:b/>
+          <w:color w:val="5B6475"/>
+          <w:sz w:val="18"/>
+        </w:rPr>
+        <w:t>INVITED TALKS</w:t>
       </w:r>
     </w:p>
     <w:p>
@@ -9251,7 +9279,7 @@
           <w:b/>
           <w:color w:val="1B2230"/>
         </w:rPr>
-        <w:t>Chemical profile and toxicity study of Tetrapterys multiglandulosa secondary metabolites using Zebrafish toxicity model</w:t>
+        <w:t>Unlocking the unexplored potential of metabolomics data: a journey from natural products to data science and clinical applications</w:t>
       </w:r>
       <w:r>
         <w:rPr>
@@ -9259,7 +9287,7 @@
           <w:sz w:val="19"/>
         </w:rPr>
         <w:tab/>
-        <w:t>2017</w:t>
+        <w:t>2025</w:t>
       </w:r>
     </w:p>
     <w:p>
@@ -9270,7 +9298,7 @@
         <w:rPr>
           <w:color w:val="5B6475"/>
         </w:rPr>
-        <w:t>6th Brazilian Conference on Natural Products, Vitória, ES, Brazil</w:t>
+        <w:t>San Diego State University Chemistry Department seminar, San Diego, CA, United States</w:t>
       </w:r>
     </w:p>
     <w:p>
@@ -9286,7 +9314,7 @@
           <w:b/>
           <w:color w:val="1B2230"/>
         </w:rPr>
-        <w:t>Thermoanalytical characteristics of Tetrapterys multiglandulosa young and old leaves' powder and methanolic extracts by TG-DSC</w:t>
+        <w:t>The microbiome diversifies long- to short-chain fatty acid-derived N-acyl lipids</w:t>
       </w:r>
       <w:r>
         <w:rPr>
@@ -9294,7 +9322,7 @@
           <w:sz w:val="19"/>
         </w:rPr>
         <w:tab/>
-        <w:t>2017</w:t>
+        <w:t>2025</w:t>
       </w:r>
     </w:p>
     <w:p>
@@ -9305,7 +9333,7 @@
         <w:rPr>
           <w:color w:val="5B6475"/>
         </w:rPr>
-        <w:t>VIII Simpósio de Análise Térmica, Ponta Grossa, PR, Brazil</w:t>
+        <w:t>UCSD HIV Neurobehavioral Research Program (HNRP) Depression Working Group Meeting, San Diego, CA, United States</w:t>
       </w:r>
     </w:p>
     <w:p>

--- a/cv/Helena_Mannochio_Russo_CV.docx
+++ b/cv/Helena_Mannochio_Russo_CV.docx
@@ -877,7 +877,7 @@
           <w:b/>
           <w:color w:val="1B2230"/>
         </w:rPr>
-        <w:t>Interdisciplinary Research Fellowship in NeuroAIDS (IRFN)</w:t>
+        <w:t>PhD research project scholarship</w:t>
       </w:r>
       <w:r>
         <w:rPr>
@@ -885,7 +885,7 @@
           <w:sz w:val="19"/>
         </w:rPr>
         <w:tab/>
-        <w:t>2026 – 2028</w:t>
+        <w:t>2018 – 2022</w:t>
       </w:r>
     </w:p>
     <w:p>
@@ -896,7 +896,7 @@
         <w:rPr>
           <w:color w:val="5B6475"/>
         </w:rPr>
-        <w:t>Sponsored by the HIV Neurobehavioral Research Center</w:t>
+        <w:t>National Council for Scientific and Technological Development (CNPq)</w:t>
       </w:r>
     </w:p>
     <w:p>
@@ -912,7 +912,7 @@
           <w:b/>
           <w:color w:val="1B2230"/>
         </w:rPr>
-        <w:t>PhD research project scholarship</w:t>
+        <w:t>Master's research project scholarship</w:t>
       </w:r>
       <w:r>
         <w:rPr>
@@ -920,7 +920,7 @@
           <w:sz w:val="19"/>
         </w:rPr>
         <w:tab/>
-        <w:t>2018 – 2022</w:t>
+        <w:t>2015 – 2017</w:t>
       </w:r>
     </w:p>
     <w:p>
@@ -947,7 +947,7 @@
           <w:b/>
           <w:color w:val="1B2230"/>
         </w:rPr>
-        <w:t>Master's research project scholarship</w:t>
+        <w:t>Scholarship for undergraduate research project</w:t>
       </w:r>
       <w:r>
         <w:rPr>
@@ -955,7 +955,7 @@
           <w:sz w:val="19"/>
         </w:rPr>
         <w:tab/>
-        <w:t>2015 – 2017</w:t>
+        <w:t>2014 – 2015</w:t>
       </w:r>
     </w:p>
     <w:p>
@@ -966,7 +966,24 @@
         <w:rPr>
           <w:color w:val="5B6475"/>
         </w:rPr>
-        <w:t>National Council for Scientific and Technological Development (CNPq)</w:t>
+        <w:t>Education, Research, and Extension Support Fund (FAEPEX)</w:t>
+      </w:r>
+    </w:p>
+    <w:p>
+      <w:pPr>
+        <w:spacing w:before="240" w:after="80"/>
+        <w:keepNext/>
+        <w:pBdr>
+          <w:bottom w:val="single" w:sz="6" w:space="2" w:color="DFE4EC"/>
+        </w:pBdr>
+      </w:pPr>
+      <w:r>
+        <w:rPr>
+          <w:b/>
+          <w:color w:val="1F4F8F"/>
+          <w:sz w:val="21"/>
+        </w:rPr>
+        <w:t>HONORS / AWARDS</w:t>
       </w:r>
     </w:p>
     <w:p>
@@ -982,7 +999,7 @@
           <w:b/>
           <w:color w:val="1B2230"/>
         </w:rPr>
-        <w:t>Scholarship for undergraduate research project</w:t>
+        <w:t>Interdisciplinary Research Fellowship in NeuroAIDS (IRFN)</w:t>
       </w:r>
       <w:r>
         <w:rPr>
@@ -990,7 +1007,7 @@
           <w:sz w:val="19"/>
         </w:rPr>
         <w:tab/>
-        <w:t>2014 – 2015</w:t>
+        <w:t>2026</w:t>
       </w:r>
     </w:p>
     <w:p>
@@ -1001,24 +1018,14 @@
         <w:rPr>
           <w:color w:val="5B6475"/>
         </w:rPr>
-        <w:t>Education, Research, and Extension Support Fund (FAEPEX)</w:t>
-      </w:r>
-    </w:p>
-    <w:p>
-      <w:pPr>
-        <w:spacing w:before="240" w:after="80"/>
-        <w:keepNext/>
-        <w:pBdr>
-          <w:bottom w:val="single" w:sz="6" w:space="2" w:color="DFE4EC"/>
-        </w:pBdr>
-      </w:pPr>
-      <w:r>
-        <w:rPr>
-          <w:b/>
-          <w:color w:val="1F4F8F"/>
-          <w:sz w:val="21"/>
-        </w:rPr>
-        <w:t>HONORS / AWARDS</w:t>
+        <w:t xml:space="preserve">Sponsored by the HIV Neurobehavioral Research Center. </w:t>
+      </w:r>
+      <w:r>
+        <w:rPr>
+          <w:i/>
+          <w:color w:val="5B6475"/>
+        </w:rPr>
+        <w:t>Awarded; declined upon receipt of the NIH K99/R00 Pathway to Independence Award, as concurrent training support is not permitted.</w:t>
       </w:r>
     </w:p>
     <w:p>

--- a/cv/Helena_Mannochio_Russo_CV.docx
+++ b/cv/Helena_Mannochio_Russo_CV.docx
@@ -10080,6 +10080,31 @@
           <w:color w:val="5B6475"/>
           <w:sz w:val="18"/>
         </w:rPr>
+        <w:t>PEER REVIEW</w:t>
+      </w:r>
+    </w:p>
+    <w:p>
+      <w:pPr>
+        <w:spacing w:before="40" w:after="80"/>
+      </w:pPr>
+      <w:r>
+        <w:rPr>
+          <w:color w:val="1B2230"/>
+        </w:rPr>
+        <w:t>Reviewed 20+ manuscripts for the following journals: Applications in Plant Sciences, Bioorganic Chemistry, BMC Complementary and Alternative Medicine, Brazilian Journal of Pharmacology, Cell Host &amp; Microbe, Communications Biology, Journal of Agricultural and Food Chemistry, Journal of Natural Products, Journal of the Brazilian Chemical Society, Nature Communications, Planta Medica, Scientific Data, Scientific Reports.</w:t>
+      </w:r>
+    </w:p>
+    <w:p>
+      <w:pPr>
+        <w:keepNext/>
+        <w:spacing w:before="120" w:after="40"/>
+      </w:pPr>
+      <w:r>
+        <w:rPr>
+          <w:b/>
+          <w:color w:val="5B6475"/>
+          <w:sz w:val="18"/>
+        </w:rPr>
         <w:t>LEADERSHIP / COMMUNITY ENGAGEMENT</w:t>
       </w:r>
     </w:p>
@@ -10109,6 +10134,17 @@
     </w:p>
     <w:p>
       <w:pPr>
+        <w:spacing w:before="0" w:after="0"/>
+      </w:pPr>
+      <w:r>
+        <w:rPr>
+          <w:color w:val="5B6475"/>
+        </w:rPr>
+        <w:t>As a co-chair of the Committee, I organized several workshops and round tables within the Annual Meeting of the Brazilian Chemical Society for promoting discussions of relevant topics for early career researchers in Brazil. One major project I coordinated was a national census of early career researchers, which gathered responses from over 400 participants through an online survey. The survey collected data on geographic distribution, career satisfaction, skills development, professional duties and rights, among others. The results were published in the Brazilian academic journal Química Nova.</w:t>
+      </w:r>
+    </w:p>
+    <w:p>
+      <w:pPr>
         <w:keepNext/>
         <w:tabs>
           <w:tab w:pos="10080" w:val="right"/>
@@ -10129,6 +10165,17 @@
         </w:rPr>
         <w:tab/>
         <w:t>2019 – 2024</w:t>
+      </w:r>
+    </w:p>
+    <w:p>
+      <w:pPr>
+        <w:spacing w:before="0" w:after="0"/>
+      </w:pPr>
+      <w:r>
+        <w:rPr>
+          <w:color w:val="5B6475"/>
+        </w:rPr>
+        <w:t>I served as a member of the Finances division (2019–2020) and the Workshops/Seminars division (2020–2022). Within the Finances division, I participated in a collaboration with the Royal Society of Chemistry to establish and sponsor the Early Career Researcher Award awarded yearly by the committee. As a member of the Workshops/Seminars division, I organized bi-monthly seminars on several topics relevant to early career researchers in Brazil.</w:t>
       </w:r>
     </w:p>
     <w:p>

--- a/cv/Helena_Mannochio_Russo_CV.docx
+++ b/cv/Helena_Mannochio_Russo_CV.docx
@@ -10091,7 +10091,7 @@
         <w:rPr>
           <w:color w:val="1B2230"/>
         </w:rPr>
-        <w:t>Reviewed 20+ manuscripts for the following journals: Applications in Plant Sciences, Bioorganic Chemistry, BMC Complementary and Alternative Medicine, Brazilian Journal of Pharmacology, Cell Host &amp; Microbe, Communications Biology, Journal of Agricultural and Food Chemistry, Journal of Natural Products, Journal of the Brazilian Chemical Society, Nature Communications, Planta Medica, Scientific Data, Scientific Reports.</w:t>
+        <w:t>Reviewed 30+ manuscripts for the following journals: Applications in Plant Sciences, Bioorganic Chemistry, BMC Complementary and Alternative Medicine, Brazilian Journal of Pharmacology, Cell Host &amp; Microbe, Communications Biology, Journal of Agricultural and Food Chemistry, Journal of Natural Products, Journal of the Brazilian Chemical Society, Nature Communications, Planta Medica, Scientific Data, Scientific Reports.</w:t>
       </w:r>
     </w:p>
     <w:p>

--- a/cv/Helena_Mannochio_Russo_CV.docx
+++ b/cv/Helena_Mannochio_Russo_CV.docx
@@ -1438,7 +1438,7 @@
         <w:rPr>
           <w:color w:val="5B6475"/>
         </w:rPr>
-        <w:t xml:space="preserve">61 published articles, 17 as first or co-first author. </w:t>
+        <w:t xml:space="preserve">62 published articles, 17 as first or co-first author. </w:t>
       </w:r>
       <w:r>
         <w:rPr>
@@ -1461,6 +1461,87 @@
           <w:color w:val="1F4F8F"/>
           <w:sz w:val="18"/>
         </w:rPr>
+        <w:t>62.</w:t>
+        <w:tab/>
+      </w:r>
+      <w:r>
+        <w:rPr>
+          <w:b/>
+          <w:color w:val="1B2230"/>
+          <w:sz w:val="18"/>
+        </w:rPr>
+        <w:t>Fecal Metabolomics-Based Dietary Profiling Reveals Food Markers of HIV Brain Health Disorders</w:t>
+      </w:r>
+      <w:r>
+        <w:br/>
+      </w:r>
+      <w:r>
+        <w:rPr>
+          <w:color w:val="5B6475"/>
+          <w:sz w:val="18"/>
+        </w:rPr>
+        <w:t xml:space="preserve">Crystal X. Wang, Harsha Gouda, Toon A.W. Scheurink, Jasmine Zemlin, Christine E. Spaven, </w:t>
+      </w:r>
+      <w:r>
+        <w:rPr>
+          <w:b/>
+          <w:color w:val="1B2230"/>
+          <w:sz w:val="18"/>
+        </w:rPr>
+        <w:t>Helena Mannochio-Russo</w:t>
+      </w:r>
+      <w:r>
+        <w:rPr>
+          <w:color w:val="5B6475"/>
+          <w:sz w:val="18"/>
+        </w:rPr>
+        <w:t>, Jennifer E. Iudicello, Robert K. Heaton, David J. Moore, Scott L. Letendre, Mariana Cherner, Donald R. Franklin, Monica Guma, Andrew H. Miller, Rob Knight, Pieter C. Dorrestein, Ronald J. Ellis</w:t>
+      </w:r>
+      <w:r>
+        <w:br/>
+      </w:r>
+      <w:r>
+        <w:rPr>
+          <w:i/>
+          <w:color w:val="5B6475"/>
+          <w:sz w:val="18"/>
+        </w:rPr>
+        <w:t>The Journal of Nutrition</w:t>
+      </w:r>
+      <w:r>
+        <w:rPr>
+          <w:color w:val="5B6475"/>
+          <w:sz w:val="18"/>
+        </w:rPr>
+        <w:t>, 2026.</w:t>
+      </w:r>
+      <w:r>
+        <w:t xml:space="preserve"> </w:t>
+      </w:r>
+      <w:hyperlink r:id="rId13">
+        <w:r>
+          <w:rPr>
+            <w:color w:val="1F4F8F"/>
+            <w:sz w:val="18"/>
+          </w:rPr>
+          <w:t xml:space="preserve">doi.org/10.1016/j.tjnut.2026.101873</w:t>
+        </w:r>
+      </w:hyperlink>
+    </w:p>
+    <w:p>
+      <w:pPr>
+        <w:tabs>
+          <w:tab w:pos="576" w:val="left"/>
+        </w:tabs>
+        <w:spacing w:before="0" w:after="80"/>
+        <w:ind w:left="576" w:hanging="576"/>
+      </w:pPr>
+      <w:r>
+        <w:rPr>
+          <w:b/>
+          <w:color w:val="1F4F8F"/>
+          <w:sz w:val="18"/>
+        </w:rPr>
         <w:t>61.</w:t>
         <w:tab/>
       </w:r>
@@ -1544,7 +1625,7 @@
       <w:r>
         <w:t xml:space="preserve"> </w:t>
       </w:r>
-      <w:hyperlink r:id="rId13">
+      <w:hyperlink r:id="rId14">
         <w:r>
           <w:rPr>
             <w:color w:val="1F4F8F"/>
@@ -1634,7 +1715,7 @@
       <w:r>
         <w:t xml:space="preserve"> </w:t>
       </w:r>
-      <w:hyperlink r:id="rId14">
+      <w:hyperlink r:id="rId15">
         <w:r>
           <w:rPr>
             <w:color w:val="1F4F8F"/>
@@ -1758,7 +1839,7 @@
       <w:r>
         <w:t xml:space="preserve"> </w:t>
       </w:r>
-      <w:hyperlink r:id="rId15">
+      <w:hyperlink r:id="rId16">
         <w:r>
           <w:rPr>
             <w:color w:val="1F4F8F"/>
@@ -1873,7 +1954,7 @@
       <w:r>
         <w:t xml:space="preserve"> </w:t>
       </w:r>
-      <w:hyperlink r:id="rId16">
+      <w:hyperlink r:id="rId17">
         <w:r>
           <w:rPr>
             <w:color w:val="1F4F8F"/>
@@ -1963,7 +2044,7 @@
       <w:r>
         <w:t xml:space="preserve"> </w:t>
       </w:r>
-      <w:hyperlink r:id="rId17">
+      <w:hyperlink r:id="rId18">
         <w:r>
           <w:rPr>
             <w:color w:val="1F4F8F"/>
@@ -2085,7 +2166,7 @@
       <w:r>
         <w:t xml:space="preserve"> </w:t>
       </w:r>
-      <w:hyperlink r:id="rId18">
+      <w:hyperlink r:id="rId19">
         <w:r>
           <w:rPr>
             <w:color w:val="1F4F8F"/>
@@ -2175,7 +2256,7 @@
       <w:r>
         <w:t xml:space="preserve"> </w:t>
       </w:r>
-      <w:hyperlink r:id="rId19">
+      <w:hyperlink r:id="rId20">
         <w:r>
           <w:rPr>
             <w:color w:val="1F4F8F"/>
@@ -2265,7 +2346,7 @@
       <w:r>
         <w:t xml:space="preserve"> </w:t>
       </w:r>
-      <w:hyperlink r:id="rId20">
+      <w:hyperlink r:id="rId21">
         <w:r>
           <w:rPr>
             <w:color w:val="1F4F8F"/>
@@ -2372,7 +2453,7 @@
       <w:r>
         <w:t xml:space="preserve"> </w:t>
       </w:r>
-      <w:hyperlink r:id="rId21">
+      <w:hyperlink r:id="rId22">
         <w:r>
           <w:rPr>
             <w:color w:val="1F4F8F"/>
@@ -2453,7 +2534,7 @@
       <w:r>
         <w:t xml:space="preserve"> </w:t>
       </w:r>
-      <w:hyperlink r:id="rId22">
+      <w:hyperlink r:id="rId23">
         <w:r>
           <w:rPr>
             <w:color w:val="1F4F8F"/>
@@ -2543,7 +2624,7 @@
       <w:r>
         <w:t xml:space="preserve"> </w:t>
       </w:r>
-      <w:hyperlink r:id="rId23">
+      <w:hyperlink r:id="rId24">
         <w:r>
           <w:rPr>
             <w:color w:val="1F4F8F"/>
@@ -2633,7 +2714,7 @@
       <w:r>
         <w:t xml:space="preserve"> </w:t>
       </w:r>
-      <w:hyperlink r:id="rId24">
+      <w:hyperlink r:id="rId25">
         <w:r>
           <w:rPr>
             <w:color w:val="1F4F8F"/>
@@ -2739,7 +2820,7 @@
       <w:r>
         <w:t xml:space="preserve"> </w:t>
       </w:r>
-      <w:hyperlink r:id="rId25">
+      <w:hyperlink r:id="rId26">
         <w:r>
           <w:rPr>
             <w:color w:val="1F4F8F"/>
@@ -2822,7 +2903,7 @@
       <w:r>
         <w:t xml:space="preserve"> </w:t>
       </w:r>
-      <w:hyperlink r:id="rId26">
+      <w:hyperlink r:id="rId27">
         <w:r>
           <w:rPr>
             <w:color w:val="1F4F8F"/>
@@ -2912,7 +2993,7 @@
       <w:r>
         <w:t xml:space="preserve"> </w:t>
       </w:r>
-      <w:hyperlink r:id="rId27">
+      <w:hyperlink r:id="rId28">
         <w:r>
           <w:rPr>
             <w:color w:val="1F4F8F"/>
@@ -3027,7 +3108,7 @@
       <w:r>
         <w:t xml:space="preserve"> </w:t>
       </w:r>
-      <w:hyperlink r:id="rId28">
+      <w:hyperlink r:id="rId29">
         <w:r>
           <w:rPr>
             <w:color w:val="1F4F8F"/>
@@ -3117,7 +3198,7 @@
       <w:r>
         <w:t xml:space="preserve"> </w:t>
       </w:r>
-      <w:hyperlink r:id="rId29">
+      <w:hyperlink r:id="rId30">
         <w:r>
           <w:rPr>
             <w:color w:val="1F4F8F"/>
@@ -3224,7 +3305,7 @@
       <w:r>
         <w:t xml:space="preserve"> </w:t>
       </w:r>
-      <w:hyperlink r:id="rId30">
+      <w:hyperlink r:id="rId31">
         <w:r>
           <w:rPr>
             <w:color w:val="1F4F8F"/>
@@ -3330,7 +3411,7 @@
       <w:r>
         <w:t xml:space="preserve"> </w:t>
       </w:r>
-      <w:hyperlink r:id="rId31">
+      <w:hyperlink r:id="rId32">
         <w:r>
           <w:rPr>
             <w:color w:val="1F4F8F"/>
@@ -3420,7 +3501,7 @@
       <w:r>
         <w:t xml:space="preserve"> </w:t>
       </w:r>
-      <w:hyperlink r:id="rId32">
+      <w:hyperlink r:id="rId33">
         <w:r>
           <w:rPr>
             <w:color w:val="1F4F8F"/>
@@ -3510,7 +3591,7 @@
       <w:r>
         <w:t xml:space="preserve"> </w:t>
       </w:r>
-      <w:hyperlink r:id="rId33">
+      <w:hyperlink r:id="rId34">
         <w:r>
           <w:rPr>
             <w:color w:val="1F4F8F"/>
@@ -3593,7 +3674,7 @@
       <w:r>
         <w:t xml:space="preserve"> </w:t>
       </w:r>
-      <w:hyperlink r:id="rId34">
+      <w:hyperlink r:id="rId35">
         <w:r>
           <w:rPr>
             <w:color w:val="1F4F8F"/>
@@ -3683,7 +3764,7 @@
       <w:r>
         <w:t xml:space="preserve"> </w:t>
       </w:r>
-      <w:hyperlink r:id="rId35">
+      <w:hyperlink r:id="rId36">
         <w:r>
           <w:rPr>
             <w:color w:val="1F4F8F"/>
@@ -3773,7 +3854,7 @@
       <w:r>
         <w:t xml:space="preserve"> </w:t>
       </w:r>
-      <w:hyperlink r:id="rId36">
+      <w:hyperlink r:id="rId37">
         <w:r>
           <w:rPr>
             <w:color w:val="1F4F8F"/>
@@ -3847,7 +3928,7 @@
       <w:r>
         <w:t xml:space="preserve"> </w:t>
       </w:r>
-      <w:hyperlink r:id="rId37">
+      <w:hyperlink r:id="rId38">
         <w:r>
           <w:rPr>
             <w:color w:val="1F4F8F"/>
@@ -3962,7 +4043,7 @@
       <w:r>
         <w:t xml:space="preserve"> </w:t>
       </w:r>
-      <w:hyperlink r:id="rId38">
+      <w:hyperlink r:id="rId39">
         <w:r>
           <w:rPr>
             <w:color w:val="1F4F8F"/>
@@ -4077,7 +4158,7 @@
       <w:r>
         <w:t xml:space="preserve"> </w:t>
       </w:r>
-      <w:hyperlink r:id="rId39">
+      <w:hyperlink r:id="rId40">
         <w:r>
           <w:rPr>
             <w:color w:val="1F4F8F"/>
@@ -4167,7 +4248,7 @@
       <w:r>
         <w:t xml:space="preserve"> </w:t>
       </w:r>
-      <w:hyperlink r:id="rId40">
+      <w:hyperlink r:id="rId41">
         <w:r>
           <w:rPr>
             <w:color w:val="1F4F8F"/>
@@ -4264,7 +4345,7 @@
       <w:r>
         <w:t xml:space="preserve"> </w:t>
       </w:r>
-      <w:hyperlink r:id="rId41">
+      <w:hyperlink r:id="rId42">
         <w:r>
           <w:rPr>
             <w:color w:val="1F4F8F"/>
@@ -4370,7 +4451,7 @@
       <w:r>
         <w:t xml:space="preserve"> </w:t>
       </w:r>
-      <w:hyperlink r:id="rId42">
+      <w:hyperlink r:id="rId43">
         <w:r>
           <w:rPr>
             <w:color w:val="1F4F8F"/>
@@ -4476,7 +4557,7 @@
       <w:r>
         <w:t xml:space="preserve"> </w:t>
       </w:r>
-      <w:hyperlink r:id="rId43">
+      <w:hyperlink r:id="rId44">
         <w:r>
           <w:rPr>
             <w:color w:val="1F4F8F"/>
@@ -4566,7 +4647,7 @@
       <w:r>
         <w:t xml:space="preserve"> </w:t>
       </w:r>
-      <w:hyperlink r:id="rId44">
+      <w:hyperlink r:id="rId45">
         <w:r>
           <w:rPr>
             <w:color w:val="1F4F8F"/>
@@ -4674,7 +4755,7 @@
       <w:r>
         <w:t xml:space="preserve"> </w:t>
       </w:r>
-      <w:hyperlink r:id="rId45">
+      <w:hyperlink r:id="rId46">
         <w:r>
           <w:rPr>
             <w:color w:val="1F4F8F"/>
@@ -4773,7 +4854,7 @@
       <w:r>
         <w:t xml:space="preserve"> </w:t>
       </w:r>
-      <w:hyperlink r:id="rId46">
+      <w:hyperlink r:id="rId47">
         <w:r>
           <w:rPr>
             <w:color w:val="1F4F8F"/>
@@ -4863,7 +4944,7 @@
       <w:r>
         <w:t xml:space="preserve"> </w:t>
       </w:r>
-      <w:hyperlink r:id="rId47">
+      <w:hyperlink r:id="rId48">
         <w:r>
           <w:rPr>
             <w:color w:val="1F4F8F"/>
@@ -4964,7 +5045,7 @@
       <w:r>
         <w:t xml:space="preserve"> </w:t>
       </w:r>
-      <w:hyperlink r:id="rId48">
+      <w:hyperlink r:id="rId49">
         <w:r>
           <w:rPr>
             <w:color w:val="1F4F8F"/>
@@ -5061,7 +5142,7 @@
       <w:r>
         <w:t xml:space="preserve"> </w:t>
       </w:r>
-      <w:hyperlink r:id="rId49">
+      <w:hyperlink r:id="rId50">
         <w:r>
           <w:rPr>
             <w:color w:val="1F4F8F"/>
@@ -5142,7 +5223,7 @@
       <w:r>
         <w:t xml:space="preserve"> </w:t>
       </w:r>
-      <w:hyperlink r:id="rId50">
+      <w:hyperlink r:id="rId51">
         <w:r>
           <w:rPr>
             <w:color w:val="1F4F8F"/>
@@ -5223,7 +5304,7 @@
       <w:r>
         <w:t xml:space="preserve"> </w:t>
       </w:r>
-      <w:hyperlink r:id="rId51">
+      <w:hyperlink r:id="rId52">
         <w:r>
           <w:rPr>
             <w:color w:val="1F4F8F"/>
@@ -5313,7 +5394,7 @@
       <w:r>
         <w:t xml:space="preserve"> </w:t>
       </w:r>
-      <w:hyperlink r:id="rId52">
+      <w:hyperlink r:id="rId53">
         <w:r>
           <w:rPr>
             <w:color w:val="1F4F8F"/>
@@ -5419,7 +5500,7 @@
       <w:r>
         <w:t xml:space="preserve"> </w:t>
       </w:r>
-      <w:hyperlink r:id="rId53">
+      <w:hyperlink r:id="rId54">
         <w:r>
           <w:rPr>
             <w:color w:val="1F4F8F"/>
@@ -5511,7 +5592,7 @@
       <w:r>
         <w:t xml:space="preserve"> </w:t>
       </w:r>
-      <w:hyperlink r:id="rId54">
+      <w:hyperlink r:id="rId55">
         <w:r>
           <w:rPr>
             <w:color w:val="1F4F8F"/>
@@ -5601,7 +5682,7 @@
       <w:r>
         <w:t xml:space="preserve"> </w:t>
       </w:r>
-      <w:hyperlink r:id="rId55">
+      <w:hyperlink r:id="rId56">
         <w:r>
           <w:rPr>
             <w:color w:val="1F4F8F"/>
@@ -5698,7 +5779,7 @@
       <w:r>
         <w:t xml:space="preserve"> </w:t>
       </w:r>
-      <w:hyperlink r:id="rId56">
+      <w:hyperlink r:id="rId57">
         <w:r>
           <w:rPr>
             <w:color w:val="1F4F8F"/>
@@ -5814,7 +5895,7 @@
       <w:r>
         <w:t xml:space="preserve"> </w:t>
       </w:r>
-      <w:hyperlink r:id="rId57">
+      <w:hyperlink r:id="rId58">
         <w:r>
           <w:rPr>
             <w:color w:val="1F4F8F"/>
@@ -5904,7 +5985,7 @@
       <w:r>
         <w:t xml:space="preserve"> </w:t>
       </w:r>
-      <w:hyperlink r:id="rId58">
+      <w:hyperlink r:id="rId59">
         <w:r>
           <w:rPr>
             <w:color w:val="1F4F8F"/>
@@ -6010,7 +6091,7 @@
       <w:r>
         <w:t xml:space="preserve"> </w:t>
       </w:r>
-      <w:hyperlink r:id="rId59">
+      <w:hyperlink r:id="rId60">
         <w:r>
           <w:rPr>
             <w:color w:val="1F4F8F"/>
@@ -6100,7 +6181,7 @@
       <w:r>
         <w:t xml:space="preserve"> </w:t>
       </w:r>
-      <w:hyperlink r:id="rId60">
+      <w:hyperlink r:id="rId61">
         <w:r>
           <w:rPr>
             <w:color w:val="1F4F8F"/>
@@ -6215,7 +6296,7 @@
       <w:r>
         <w:t xml:space="preserve"> </w:t>
       </w:r>
-      <w:hyperlink r:id="rId61">
+      <w:hyperlink r:id="rId62">
         <w:r>
           <w:rPr>
             <w:color w:val="1F4F8F"/>
@@ -6307,7 +6388,7 @@
       <w:r>
         <w:t xml:space="preserve"> </w:t>
       </w:r>
-      <w:hyperlink r:id="rId62">
+      <w:hyperlink r:id="rId63">
         <w:r>
           <w:rPr>
             <w:color w:val="1F4F8F"/>
@@ -6413,7 +6494,7 @@
       <w:r>
         <w:t xml:space="preserve"> </w:t>
       </w:r>
-      <w:hyperlink r:id="rId63">
+      <w:hyperlink r:id="rId64">
         <w:r>
           <w:rPr>
             <w:color w:val="1F4F8F"/>
@@ -6529,7 +6610,7 @@
       <w:r>
         <w:t xml:space="preserve"> </w:t>
       </w:r>
-      <w:hyperlink r:id="rId64">
+      <w:hyperlink r:id="rId65">
         <w:r>
           <w:rPr>
             <w:color w:val="1F4F8F"/>
@@ -6628,7 +6709,7 @@
       <w:r>
         <w:t xml:space="preserve"> </w:t>
       </w:r>
-      <w:hyperlink r:id="rId65">
+      <w:hyperlink r:id="rId66">
         <w:r>
           <w:rPr>
             <w:color w:val="1F4F8F"/>
@@ -6752,7 +6833,7 @@
       <w:r>
         <w:t xml:space="preserve"> </w:t>
       </w:r>
-      <w:hyperlink r:id="rId66">
+      <w:hyperlink r:id="rId67">
         <w:r>
           <w:rPr>
             <w:color w:val="1F4F8F"/>
@@ -6842,7 +6923,7 @@
       <w:r>
         <w:t xml:space="preserve"> </w:t>
       </w:r>
-      <w:hyperlink r:id="rId67">
+      <w:hyperlink r:id="rId68">
         <w:r>
           <w:rPr>
             <w:color w:val="1F4F8F"/>
@@ -6948,7 +7029,7 @@
       <w:r>
         <w:t xml:space="preserve"> </w:t>
       </w:r>
-      <w:hyperlink r:id="rId68">
+      <w:hyperlink r:id="rId69">
         <w:r>
           <w:rPr>
             <w:color w:val="1F4F8F"/>
@@ -7054,7 +7135,7 @@
       <w:r>
         <w:t xml:space="preserve"> </w:t>
       </w:r>
-      <w:hyperlink r:id="rId69">
+      <w:hyperlink r:id="rId70">
         <w:r>
           <w:rPr>
             <w:color w:val="1F4F8F"/>
@@ -7144,7 +7225,7 @@
       <w:r>
         <w:t xml:space="preserve"> </w:t>
       </w:r>
-      <w:hyperlink r:id="rId70">
+      <w:hyperlink r:id="rId71">
         <w:r>
           <w:rPr>
             <w:color w:val="1F4F8F"/>
@@ -7234,7 +7315,7 @@
       <w:r>
         <w:t xml:space="preserve"> </w:t>
       </w:r>
-      <w:hyperlink r:id="rId71">
+      <w:hyperlink r:id="rId72">
         <w:r>
           <w:rPr>
             <w:color w:val="1F4F8F"/>
@@ -7324,7 +7405,7 @@
       <w:r>
         <w:t xml:space="preserve"> </w:t>
       </w:r>
-      <w:hyperlink r:id="rId72">
+      <w:hyperlink r:id="rId73">
         <w:r>
           <w:rPr>
             <w:color w:val="1F4F8F"/>
@@ -7432,7 +7513,7 @@
       <w:r>
         <w:t xml:space="preserve"> </w:t>
       </w:r>
-      <w:hyperlink r:id="rId73">
+      <w:hyperlink r:id="rId74">
         <w:r>
           <w:rPr>
             <w:color w:val="1F4F8F"/>
@@ -7589,7 +7670,7 @@
       <w:r>
         <w:t xml:space="preserve"> </w:t>
       </w:r>
-      <w:hyperlink r:id="rId74">
+      <w:hyperlink r:id="rId75">
         <w:r>
           <w:rPr>
             <w:color w:val="1F4F8F"/>
@@ -7708,7 +7789,7 @@
           <w:color w:val="1F4F8F"/>
           <w:sz w:val="18"/>
         </w:rPr>
-        <w:t>6.</w:t>
+        <w:t>7.</w:t>
         <w:tab/>
       </w:r>
       <w:r>
@@ -7783,7 +7864,7 @@
       <w:r>
         <w:t xml:space="preserve"> </w:t>
       </w:r>
-      <w:hyperlink r:id="rId75">
+      <w:hyperlink r:id="rId76">
         <w:r>
           <w:rPr>
             <w:color w:val="1F4F8F"/>
@@ -7807,7 +7888,7 @@
           <w:color w:val="1F4F8F"/>
           <w:sz w:val="18"/>
         </w:rPr>
-        <w:t>5.</w:t>
+        <w:t>6.</w:t>
         <w:tab/>
       </w:r>
       <w:r>
@@ -7873,7 +7954,7 @@
       <w:r>
         <w:t xml:space="preserve"> </w:t>
       </w:r>
-      <w:hyperlink r:id="rId76">
+      <w:hyperlink r:id="rId77">
         <w:r>
           <w:rPr>
             <w:color w:val="1F4F8F"/>
@@ -7897,7 +7978,7 @@
           <w:color w:val="1F4F8F"/>
           <w:sz w:val="18"/>
         </w:rPr>
-        <w:t>4.</w:t>
+        <w:t>5.</w:t>
         <w:tab/>
       </w:r>
       <w:r>
@@ -7981,7 +8062,7 @@
       <w:r>
         <w:t xml:space="preserve"> </w:t>
       </w:r>
-      <w:hyperlink r:id="rId77">
+      <w:hyperlink r:id="rId78">
         <w:r>
           <w:rPr>
             <w:color w:val="1F4F8F"/>
@@ -8005,7 +8086,7 @@
           <w:color w:val="1F4F8F"/>
           <w:sz w:val="18"/>
         </w:rPr>
-        <w:t>3.</w:t>
+        <w:t>4.</w:t>
         <w:tab/>
       </w:r>
       <w:r>
@@ -8089,7 +8170,7 @@
       <w:r>
         <w:t xml:space="preserve"> </w:t>
       </w:r>
-      <w:hyperlink r:id="rId78">
+      <w:hyperlink r:id="rId79">
         <w:r>
           <w:rPr>
             <w:color w:val="1F4F8F"/>
@@ -8113,7 +8194,7 @@
           <w:color w:val="1F4F8F"/>
           <w:sz w:val="18"/>
         </w:rPr>
-        <w:t>2.</w:t>
+        <w:t>3.</w:t>
         <w:tab/>
       </w:r>
       <w:r>
@@ -8179,7 +8260,7 @@
       <w:r>
         <w:t xml:space="preserve"> </w:t>
       </w:r>
-      <w:hyperlink r:id="rId79">
+      <w:hyperlink r:id="rId80">
         <w:r>
           <w:rPr>
             <w:color w:val="1F4F8F"/>
@@ -8203,6 +8284,80 @@
           <w:color w:val="1F4F8F"/>
           <w:sz w:val="18"/>
         </w:rPr>
+        <w:t>2.</w:t>
+        <w:tab/>
+      </w:r>
+      <w:r>
+        <w:rPr>
+          <w:b/>
+          <w:color w:val="1B2230"/>
+          <w:sz w:val="18"/>
+        </w:rPr>
+        <w:t>The Evolving Bileome: A Pan-Repository Landscape of Expanded Bile Acid and Related Steroidal Signatures</w:t>
+      </w:r>
+      <w:r>
+        <w:br/>
+      </w:r>
+      <w:r>
+        <w:rPr>
+          <w:b/>
+          <w:color w:val="1B2230"/>
+          <w:sz w:val="18"/>
+        </w:rPr>
+        <w:t>Helena Mannochio-Russo</w:t>
+      </w:r>
+      <w:r>
+        <w:rPr>
+          <w:color w:val="5B6475"/>
+          <w:sz w:val="18"/>
+        </w:rPr>
+        <w:t>, Megan R. Nelson, Esteban Charria-Giron, Laura R. Torres-Ortega, Julius Agongo, Wilhan D. Goncalves Nunes, Abubaker Patan, Michael Strobel, Lurian C. David, Morgan Panitchpakdi, Emily C. Gentry, Andres Mauricio Caraballo-Rodriguez, Jasmine Zemlin, Zdenek Kamenik, Nina Acebo, Yessica A. Montoya Giraldo, Anelize Bauermeister, Mingxun Wang, Justin J.J. van der Hooft, Lee R. Hagey, Ipsita Mohanty, Pieter C. Dorrestein</w:t>
+      </w:r>
+      <w:r>
+        <w:br/>
+      </w:r>
+      <w:r>
+        <w:rPr>
+          <w:i/>
+          <w:color w:val="5B6475"/>
+          <w:sz w:val="18"/>
+        </w:rPr>
+        <w:t>bioRxiv</w:t>
+      </w:r>
+      <w:r>
+        <w:rPr>
+          <w:color w:val="5B6475"/>
+          <w:sz w:val="18"/>
+        </w:rPr>
+        <w:t>, 2026.</w:t>
+      </w:r>
+      <w:r>
+        <w:t xml:space="preserve"> </w:t>
+      </w:r>
+      <w:hyperlink r:id="rId81">
+        <w:r>
+          <w:rPr>
+            <w:color w:val="1F4F8F"/>
+            <w:sz w:val="18"/>
+          </w:rPr>
+          <w:t xml:space="preserve">doi.org/10.64898/2026.10.10.758218</w:t>
+        </w:r>
+      </w:hyperlink>
+    </w:p>
+    <w:p>
+      <w:pPr>
+        <w:tabs>
+          <w:tab w:pos="576" w:val="left"/>
+        </w:tabs>
+        <w:spacing w:before="0" w:after="80"/>
+        <w:ind w:left="576" w:hanging="576"/>
+      </w:pPr>
+      <w:r>
+        <w:rPr>
+          <w:b/>
+          <w:color w:val="1F4F8F"/>
+          <w:sz w:val="18"/>
+        </w:rPr>
         <w:t>1.</w:t>
         <w:tab/>
       </w:r>
@@ -8301,7 +8456,7 @@
       <w:r>
         <w:t xml:space="preserve"> </w:t>
       </w:r>
-      <w:hyperlink r:id="rId80">
+      <w:hyperlink r:id="rId82">
         <w:r>
           <w:rPr>
             <w:color w:val="1F4F8F"/>
@@ -10349,7 +10504,7 @@
           <w:color w:val="5B6475"/>
           <w:sz w:val="17"/>
         </w:rPr>
-        <w:t>Last updated October 14, 2026</w:t>
+        <w:t>Last updated October 17, 2026</w:t>
       </w:r>
     </w:p>
     <w:sectPr>

--- a/cv/Helena_Mannochio_Russo_CV.docx
+++ b/cv/Helena_Mannochio_Russo_CV.docx
@@ -7554,7 +7554,7 @@
           <w:color w:val="1F4F8F"/>
           <w:sz w:val="18"/>
         </w:rPr>
-        <w:t>2.</w:t>
+        <w:t>1.</w:t>
         <w:tab/>
       </w:r>
       <w:r>
@@ -7679,84 +7679,6 @@
           <w:t xml:space="preserve">doi.org/10.1101/2024.05.13.593988</w:t>
         </w:r>
       </w:hyperlink>
-    </w:p>
-    <w:p>
-      <w:pPr>
-        <w:tabs>
-          <w:tab w:pos="576" w:val="left"/>
-        </w:tabs>
-        <w:spacing w:before="0" w:after="80"/>
-        <w:ind w:left="576" w:hanging="576"/>
-      </w:pPr>
-      <w:r>
-        <w:rPr>
-          <w:b/>
-          <w:color w:val="1F4F8F"/>
-          <w:sz w:val="18"/>
-        </w:rPr>
-        <w:t>1.</w:t>
-        <w:tab/>
-      </w:r>
-      <w:r>
-        <w:rPr>
-          <w:b/>
-          <w:color w:val="1B2230"/>
-          <w:sz w:val="18"/>
-        </w:rPr>
-        <w:t>Fecal Metabolomics-Based Dietary Profiling Reveals Food Markers of HIV Brain Health Disorders</w:t>
-      </w:r>
-      <w:r>
-        <w:br/>
-      </w:r>
-      <w:r>
-        <w:rPr>
-          <w:color w:val="5B6475"/>
-          <w:sz w:val="18"/>
-        </w:rPr>
-        <w:t xml:space="preserve">Crystal X. Wang, Harsha Gouda, Toon A.W. Scheurink, Jasmine Zemlin, Christine E. Spaven, </w:t>
-      </w:r>
-      <w:r>
-        <w:rPr>
-          <w:b/>
-          <w:color w:val="1B2230"/>
-          <w:sz w:val="18"/>
-        </w:rPr>
-        <w:t>Helena Mannochio-Russo</w:t>
-      </w:r>
-      <w:r>
-        <w:rPr>
-          <w:color w:val="5B6475"/>
-          <w:sz w:val="18"/>
-        </w:rPr>
-        <w:t>, Jennifer E. Iudicello, Robert K. Heaton, David J. Moore, Scott L. Letendre, Mariana Cherner, Donald R. Franklin, Monica Guma, Andrew H. Miller, Rob Knight, Pieter C. Dorrestein, Ronald J. Ellis</w:t>
-      </w:r>
-      <w:r>
-        <w:rPr>
-          <w:b/>
-          <w:color w:val="B4682C"/>
-          <w:sz w:val="18"/>
-          <w:vertAlign w:val="superscript"/>
-        </w:rPr>
-        <w:t>*</w:t>
-      </w:r>
-      <w:r>
-        <w:br/>
-      </w:r>
-      <w:r>
-        <w:rPr>
-          <w:i/>
-          <w:color w:val="5B6475"/>
-          <w:sz w:val="18"/>
-        </w:rPr>
-        <w:t>Journal of Nutrition</w:t>
-      </w:r>
-      <w:r>
-        <w:rPr>
-          <w:color w:val="5B6475"/>
-          <w:sz w:val="18"/>
-        </w:rPr>
-        <w:t>, In press, 2026.</w:t>
-      </w:r>
     </w:p>
     <w:p>
       <w:pPr>

--- a/cv/Helena_Mannochio_Russo_CV.docx
+++ b/cv/Helena_Mannochio_Russo_CV.docx
@@ -2512,6 +2512,15 @@
           <w:sz w:val="18"/>
         </w:rPr>
         <w:t>, Matilda Kråkström, Paulo Wender P. Gomes, Vincent Charron-Lamoureux, Ipsita Mohanty, Sofia D. Forssten, Arthur C. Ouwehand, Tuulia Hyötyläinen, Alex M. Dickens, Pieter C. Dorrestein, Matej Orešič, Santosh Lamichhane</w:t>
+      </w:r>
+      <w:r>
+        <w:rPr>
+          <w:b/>
+          <w:color w:val="B4682C"/>
+          <w:sz w:val="18"/>
+          <w:vertAlign w:val="superscript"/>
+        </w:rPr>
+        <w:t>*</w:t>
       </w:r>
       <w:r>
         <w:br/>

--- a/cv/Helena_Mannochio_Russo_CV.docx
+++ b/cv/Helena_Mannochio_Russo_CV.docx
@@ -8242,7 +8242,32 @@
           <w:color w:val="5B6475"/>
           <w:sz w:val="18"/>
         </w:rPr>
-        <w:t>, Megan R. Nelson, Esteban Charria-Giron, Laura R. Torres-Ortega, Julius Agongo, Wilhan D. Goncalves Nunes, Abubaker Patan, Michael Strobel, Lurian C. David, Morgan Panitchpakdi, Emily C. Gentry, Andres Mauricio Caraballo-Rodriguez, Jasmine Zemlin, Zdenek Kamenik, Nina Acebo, Yessica A. Montoya Giraldo, Anelize Bauermeister, Mingxun Wang, Justin J.J. van der Hooft, Lee R. Hagey, Ipsita Mohanty, Pieter C. Dorrestein</w:t>
+        <w:t>, Megan R. Nelson, Esteban Charria-Giron, Laura R. Torres-Ortega, Julius Agongo, Wilhan D. Goncalves Nunes, Abubaker Patan, Michael Strobel, Lurian C. David, Morgan Panitchpakdi, Emily C. Gentry, Andres Mauricio Caraballo-Rodriguez, Jasmine Zemlin, Zdenek Kamenik, Nina Acebo, Yessica A. Montoya Giraldo, Anelize Bauermeister, Mingxun Wang, Justin J.J. van der Hooft, Lee R. Hagey, Ipsita Mohanty</w:t>
+      </w:r>
+      <w:r>
+        <w:rPr>
+          <w:b/>
+          <w:color w:val="B4682C"/>
+          <w:sz w:val="18"/>
+          <w:vertAlign w:val="superscript"/>
+        </w:rPr>
+        <w:t>*</w:t>
+      </w:r>
+      <w:r>
+        <w:rPr>
+          <w:color w:val="5B6475"/>
+          <w:sz w:val="18"/>
+        </w:rPr>
+        <w:t>, Pieter C. Dorrestein</w:t>
+      </w:r>
+      <w:r>
+        <w:rPr>
+          <w:b/>
+          <w:color w:val="B4682C"/>
+          <w:sz w:val="18"/>
+          <w:vertAlign w:val="superscript"/>
+        </w:rPr>
+        <w:t>*</w:t>
       </w:r>
       <w:r>
         <w:br/>

--- a/cv/Helena_Mannochio_Russo_CV.docx
+++ b/cv/Helena_Mannochio_Russo_CV.docx
@@ -156,7 +156,7 @@
           <w:color w:val="1F4F8F"/>
           <w:sz w:val="21"/>
         </w:rPr>
-        <w:t>EDUCATION</w:t>
+        <w:t>EDUCATION / RESEARCH APPOINTMENTS</w:t>
       </w:r>
     </w:p>
     <w:p>
@@ -373,7 +373,7 @@
           <w:b/>
           <w:color w:val="1B2230"/>
         </w:rPr>
-        <w:t>K99/R00 Pathway to Independence Award</w:t>
+        <w:t>NIH K99/R00 Pathway to Independence Award</w:t>
       </w:r>
       <w:r>
         <w:rPr>
@@ -392,7 +392,18 @@
         <w:rPr>
           <w:color w:val="5B6475"/>
         </w:rPr>
-        <w:t>National Institute of Neurological Disorders and Stroke (NINDS), National Institutes of Health. Principal Investigator. Notice of Award received on August 18, 2026.</w:t>
+        <w:t>National Institute of Neurological Disorders and Stroke (NINDS), NIH. Principal Investigator.</w:t>
+      </w:r>
+    </w:p>
+    <w:p>
+      <w:pPr>
+        <w:spacing w:before="0" w:after="0"/>
+      </w:pPr>
+      <w:r>
+        <w:rPr>
+          <w:color w:val="5B6475"/>
+        </w:rPr>
+        <w:t>Grant: 1K99NS147878-01A1</w:t>
       </w:r>
     </w:p>
     <w:p>
@@ -439,7 +450,7 @@
         <w:rPr>
           <w:color w:val="5B6475"/>
         </w:rPr>
-        <w:t>National Institute on Drug Abuse (NIDA), National Institutes of Health. Principal Investigator.</w:t>
+        <w:t>Polysubstance Addiction Research Center (PARC), supported by the National Institute on Drug Abuse (NIDA), NIH. Principal Investigator.</w:t>
       </w:r>
     </w:p>
     <w:p>
@@ -10460,7 +10471,7 @@
           <w:color w:val="5B6475"/>
           <w:sz w:val="17"/>
         </w:rPr>
-        <w:t>Last updated October 17, 2026</w:t>
+        <w:t>Last updated October 18, 2026</w:t>
       </w:r>
     </w:p>
     <w:sectPr>

--- a/cv/Helena_Mannochio_Russo_CV.docx
+++ b/cv/Helena_Mannochio_Russo_CV.docx
@@ -995,6 +995,41 @@
           <w:sz w:val="21"/>
         </w:rPr>
         <w:t>HONORS / AWARDS</w:t>
+      </w:r>
+    </w:p>
+    <w:p>
+      <w:pPr>
+        <w:keepNext/>
+        <w:tabs>
+          <w:tab w:pos="10080" w:val="right"/>
+        </w:tabs>
+        <w:spacing w:before="80" w:after="0"/>
+      </w:pPr>
+      <w:r>
+        <w:rPr>
+          <w:b/>
+          <w:color w:val="1B2230"/>
+        </w:rPr>
+        <w:t>Finalist, Dream Biology Award</w:t>
+      </w:r>
+      <w:r>
+        <w:rPr>
+          <w:color w:val="5B6475"/>
+          <w:sz w:val="19"/>
+        </w:rPr>
+        <w:tab/>
+        <w:t>2026</w:t>
+      </w:r>
+    </w:p>
+    <w:p>
+      <w:pPr>
+        <w:spacing w:before="0" w:after="0"/>
+      </w:pPr>
+      <w:r>
+        <w:rPr>
+          <w:color w:val="5B6475"/>
+        </w:rPr>
+        <w:t>Organized by the Institute of Organic Chemistry and Biochemistry of the Czech Academy of Sciences (IOCB Prague)</w:t>
       </w:r>
     </w:p>
     <w:p>
@@ -7685,7 +7720,7 @@
           <w:color w:val="5B6475"/>
           <w:sz w:val="18"/>
         </w:rPr>
-        <w:t>, Accepted in principle, 2026.</w:t>
+        <w:t>, Accepted, in press, 2026.</w:t>
       </w:r>
       <w:r>
         <w:t xml:space="preserve"> </w:t>
@@ -10471,7 +10506,7 @@
           <w:color w:val="5B6475"/>
           <w:sz w:val="17"/>
         </w:rPr>
-        <w:t>Last updated October 18, 2026</w:t>
+        <w:t>Last updated October 22, 2026</w:t>
       </w:r>
     </w:p>
     <w:sectPr>

--- a/cv/Helena_Mannochio_Russo_CV.docx
+++ b/cv/Helena_Mannochio_Russo_CV.docx
@@ -1029,7 +1029,7 @@
         <w:rPr>
           <w:color w:val="5B6475"/>
         </w:rPr>
-        <w:t>Organized by the Institute of Organic Chemistry and Biochemistry of the Czech Academy of Sciences (IOCB Prague)</w:t>
+        <w:t>Organized by the Institute of Organic Chemistry and Biochemistry of the Czech Academy of Sciences (IOCB Prague). Final round: December 3–4, 2026, Prague, Czech Republic.</w:t>
       </w:r>
     </w:p>
     <w:p>
@@ -7720,7 +7720,7 @@
           <w:color w:val="5B6475"/>
           <w:sz w:val="18"/>
         </w:rPr>
-        <w:t>, Accepted, in press, 2026.</w:t>
+        <w:t>, In press, 2026.</w:t>
       </w:r>
       <w:r>
         <w:t xml:space="preserve"> </w:t>

--- a/cv/Helena_Mannochio_Russo_CV.docx
+++ b/cv/Helena_Mannochio_Russo_CV.docx
@@ -10506,7 +10506,7 @@
           <w:color w:val="5B6475"/>
           <w:sz w:val="17"/>
         </w:rPr>
-        <w:t>Last updated October 22, 2026</w:t>
+        <w:t>Last updated October 23, 2026</w:t>
       </w:r>
     </w:p>
     <w:sectPr>
